--- a/插件详细手册/18.面板/关于全自定义商店界面.docx
+++ b/插件详细手册/18.面板/关于全自定义商店界面.docx
@@ -1,21 +1,27 @@
 
 <file path=word/document.xml><?xml version="1.0" encoding="utf-8"?>
-<w:document xmlns:wpc="http://schemas.microsoft.com/office/word/2010/wordprocessingCanvas" xmlns:cx="http://schemas.microsoft.com/office/drawing/2014/chartex" xmlns:cx1="http://schemas.microsoft.com/office/drawing/2015/9/8/chartex" xmlns:cx2="http://schemas.microsoft.com/office/drawing/2015/10/21/chartex" xmlns:cx3="http://schemas.microsoft.com/office/drawing/2016/5/9/chartex" xmlns:cx4="http://schemas.microsoft.com/office/drawing/2016/5/10/chartex" xmlns:cx5="http://schemas.microsoft.com/office/drawing/2016/5/11/chartex" xmlns:cx6="http://schemas.microsoft.com/office/drawing/2016/5/12/chartex" xmlns:cx7="http://schemas.microsoft.com/office/drawing/2016/5/13/chartex" xmlns:cx8="http://schemas.microsoft.com/office/drawing/2016/5/14/chartex" xmlns:mc="http://schemas.openxmlformats.org/markup-compatibility/2006" xmlns:aink="http://schemas.microsoft.com/office/drawing/2016/ink" xmlns:am3d="http://schemas.microsoft.com/office/drawing/2017/model3d" xmlns:o="urn:schemas-microsoft-com:office:office" xmlns:oel="http://schemas.microsoft.com/office/2019/extlst" xmlns:r="http://schemas.openxmlformats.org/officeDocument/2006/relationships" xmlns:m="http://schemas.openxmlformats.org/officeDocument/2006/math" xmlns:v="urn:schemas-microsoft-com:vml" xmlns:wp14="http://schemas.microsoft.com/office/word/2010/wordprocessingDrawing" xmlns:wp="http://schemas.openxmlformats.org/drawingml/2006/wordprocessingDrawing" xmlns:w10="urn:schemas-microsoft-com:office:word" xmlns:w="http://schemas.openxmlformats.org/wordprocessingml/2006/main" xmlns:w14="http://schemas.microsoft.com/office/word/2010/wordml" xmlns:w15="http://schemas.microsoft.com/office/word/2012/wordml" xmlns:w16cex="http://schemas.microsoft.com/office/word/2018/wordml/cex" xmlns:w16cid="http://schemas.microsoft.com/office/word/2016/wordml/cid" xmlns:w16="http://schemas.microsoft.com/office/word/2018/wordml" xmlns:w16sdtdh="http://schemas.microsoft.com/office/word/2020/wordml/sdtdatahash" xmlns:w16se="http://schemas.microsoft.com/office/word/2015/wordml/symex" xmlns:wpg="http://schemas.microsoft.com/office/word/2010/wordprocessingGroup" xmlns:wpi="http://schemas.microsoft.com/office/word/2010/wordprocessingInk" xmlns:wne="http://schemas.microsoft.com/office/word/2006/wordml" xmlns:wps="http://schemas.microsoft.com/office/word/2010/wordprocessingShape" mc:Ignorable="w14 w15 w16se w16cid w16 w16cex w16sdtdh wp14">
+<w:document xmlns:wpc="http://schemas.microsoft.com/office/word/2010/wordprocessingCanvas" xmlns:cx="http://schemas.microsoft.com/office/drawing/2014/chartex" xmlns:cx1="http://schemas.microsoft.com/office/drawing/2015/9/8/chartex" xmlns:cx2="http://schemas.microsoft.com/office/drawing/2015/10/21/chartex" xmlns:cx3="http://schemas.microsoft.com/office/drawing/2016/5/9/chartex" xmlns:cx4="http://schemas.microsoft.com/office/drawing/2016/5/10/chartex" xmlns:cx5="http://schemas.microsoft.com/office/drawing/2016/5/11/chartex" xmlns:cx6="http://schemas.microsoft.com/office/drawing/2016/5/12/chartex" xmlns:cx7="http://schemas.microsoft.com/office/drawing/2016/5/13/chartex" xmlns:cx8="http://schemas.microsoft.com/office/drawing/2016/5/14/chartex" xmlns:mc="http://schemas.openxmlformats.org/markup-compatibility/2006" xmlns:aink="http://schemas.microsoft.com/office/drawing/2016/ink" xmlns:am3d="http://schemas.microsoft.com/office/drawing/2017/model3d" xmlns:o="urn:schemas-microsoft-com:office:office" xmlns:oel="http://schemas.microsoft.com/office/2019/extlst" xmlns:r="http://schemas.openxmlformats.org/officeDocument/2006/relationships" xmlns:m="http://schemas.openxmlformats.org/officeDocument/2006/math" xmlns:v="urn:schemas-microsoft-com:vml" xmlns:wp14="http://schemas.microsoft.com/office/word/2010/wordprocessingDrawing" xmlns:wp="http://schemas.openxmlformats.org/drawingml/2006/wordprocessingDrawing" xmlns:w10="urn:schemas-microsoft-com:office:word" xmlns:w="http://schemas.openxmlformats.org/wordprocessingml/2006/main" xmlns:w14="http://schemas.microsoft.com/office/word/2010/wordml" xmlns:w15="http://schemas.microsoft.com/office/word/2012/wordml" xmlns:w16cex="http://schemas.microsoft.com/office/word/2018/wordml/cex" xmlns:w16cid="http://schemas.microsoft.com/office/word/2016/wordml/cid" xmlns:w16="http://schemas.microsoft.com/office/word/2018/wordml" xmlns:w16du="http://schemas.microsoft.com/office/word/2023/wordml/word16du" xmlns:w16sdtdh="http://schemas.microsoft.com/office/word/2020/wordml/sdtdatahash" xmlns:w16se="http://schemas.microsoft.com/office/word/2015/wordml/symex" xmlns:wpg="http://schemas.microsoft.com/office/word/2010/wordprocessingGroup" xmlns:wpi="http://schemas.microsoft.com/office/word/2010/wordprocessingInk" xmlns:wne="http://schemas.microsoft.com/office/word/2006/wordml" xmlns:wps="http://schemas.microsoft.com/office/word/2010/wordprocessingShape" mc:Ignorable="w14 w15 w16se w16cid w16 w16cex w16sdtdh w16du wp14">
   <w:body>
     <w:p>
       <w:pPr>
         <w:pStyle w:val="2"/>
-      </w:pPr>
-      <w:r>
         <w:rPr>
           <w:rFonts w:hint="eastAsia"/>
         </w:rPr>
+      </w:pPr>
+      <w:r>
+        <w:rPr>
+          <w:rFonts w:hint="eastAsia"/>
+        </w:rPr>
         <w:t>概述</w:t>
       </w:r>
     </w:p>
     <w:p>
       <w:pPr>
         <w:pStyle w:val="3"/>
+        <w:rPr>
+          <w:rFonts w:hint="eastAsia"/>
+        </w:rPr>
       </w:pPr>
       <w:r>
         <w:rPr>
@@ -522,6 +528,9 @@
     <w:p>
       <w:pPr>
         <w:pStyle w:val="3"/>
+        <w:rPr>
+          <w:rFonts w:hint="eastAsia"/>
+        </w:rPr>
       </w:pPr>
       <w:r>
         <w:rPr>
@@ -1137,6 +1146,9 @@
     <w:p>
       <w:pPr>
         <w:pStyle w:val="3"/>
+        <w:rPr>
+          <w:rFonts w:hint="eastAsia"/>
+        </w:rPr>
       </w:pPr>
       <w:r>
         <w:rPr>
@@ -1196,10 +1208,10 @@
             <v:path o:extrusionok="f" gradientshapeok="t" o:connecttype="rect"/>
             <o:lock v:ext="edit" aspectratio="t"/>
           </v:shapetype>
-          <v:shape id="_x0000_i1025" type="#_x0000_t75" style="width:431.4pt;height:171.6pt" o:ole="">
+          <v:shape id="_x0000_i1025" type="#_x0000_t75" style="width:431.4pt;height:171.45pt" o:ole="">
             <v:imagedata r:id="rId11" o:title=""/>
           </v:shape>
-          <o:OLEObject Type="Embed" ProgID="Visio.Drawing.15" ShapeID="_x0000_i1025" DrawAspect="Content" ObjectID="_1717732827" r:id="rId12"/>
+          <o:OLEObject Type="Embed" ProgID="Visio.Drawing.15" ShapeID="_x0000_i1025" DrawAspect="Content" ObjectID="_1793297596" r:id="rId12"/>
         </w:object>
       </w:r>
     </w:p>
@@ -1215,6 +1227,9 @@
     <w:p>
       <w:pPr>
         <w:pStyle w:val="2"/>
+        <w:rPr>
+          <w:rFonts w:hint="eastAsia"/>
+        </w:rPr>
       </w:pPr>
       <w:r>
         <w:rPr>
@@ -1233,11 +1248,14 @@
     <w:p>
       <w:pPr>
         <w:pStyle w:val="3"/>
-      </w:pPr>
-      <w:r>
         <w:rPr>
           <w:rFonts w:hint="eastAsia"/>
         </w:rPr>
+      </w:pPr>
+      <w:r>
+        <w:rPr>
+          <w:rFonts w:hint="eastAsia"/>
+        </w:rPr>
         <w:t>结构</w:t>
       </w:r>
       <w:r>
@@ -1248,123 +1266,6 @@
           <w:rFonts w:hint="eastAsia"/>
         </w:rPr>
         <w:t>流程</w:t>
-      </w:r>
-    </w:p>
-    <w:p>
-      <w:pPr>
-        <w:widowControl/>
-        <w:adjustRightInd w:val="0"/>
-        <w:snapToGrid w:val="0"/>
-        <w:spacing w:after="200"/>
-        <w:jc w:val="left"/>
-        <w:rPr>
-          <w:rFonts w:ascii="Tahoma" w:eastAsia="微软雅黑" w:hAnsi="Tahoma" w:cstheme="minorBidi"/>
-          <w:color w:val="FF0000"/>
-          <w:kern w:val="0"/>
-          <w:sz w:val="22"/>
-        </w:rPr>
-      </w:pPr>
-      <w:r>
-        <w:rPr>
-          <w:rFonts w:ascii="Tahoma" w:eastAsia="微软雅黑" w:hAnsi="Tahoma" w:cstheme="minorBidi" w:hint="eastAsia"/>
-          <w:color w:val="FF0000"/>
-          <w:kern w:val="0"/>
-          <w:sz w:val="22"/>
-        </w:rPr>
-        <w:t>注意，</w:t>
-      </w:r>
-      <w:r>
-        <w:rPr>
-          <w:rFonts w:ascii="Tahoma" w:eastAsia="微软雅黑" w:hAnsi="Tahoma" w:cstheme="minorBidi" w:hint="eastAsia"/>
-          <w:b/>
-          <w:bCs/>
-          <w:color w:val="FF0000"/>
-          <w:kern w:val="0"/>
-          <w:sz w:val="22"/>
-        </w:rPr>
-        <w:t>流程</w:t>
-      </w:r>
-      <w:r>
-        <w:rPr>
-          <w:rFonts w:ascii="Tahoma" w:eastAsia="微软雅黑" w:hAnsi="Tahoma" w:cstheme="minorBidi" w:hint="eastAsia"/>
-          <w:color w:val="FF0000"/>
-          <w:kern w:val="0"/>
-          <w:sz w:val="22"/>
-        </w:rPr>
-        <w:t>是</w:t>
-      </w:r>
-      <w:r>
-        <w:rPr>
-          <w:rFonts w:ascii="Tahoma" w:eastAsia="微软雅黑" w:hAnsi="Tahoma" w:cstheme="minorBidi" w:hint="eastAsia"/>
-          <w:color w:val="FF0000"/>
-          <w:kern w:val="0"/>
-          <w:sz w:val="22"/>
-        </w:rPr>
-        <w:t>程序内部无法改变的固定</w:t>
-      </w:r>
-      <w:r>
-        <w:rPr>
-          <w:rFonts w:ascii="Tahoma" w:eastAsia="微软雅黑" w:hAnsi="Tahoma" w:cstheme="minorBidi" w:hint="eastAsia"/>
-          <w:color w:val="FF0000"/>
-          <w:kern w:val="0"/>
-          <w:sz w:val="22"/>
-        </w:rPr>
-        <w:t>业务</w:t>
-      </w:r>
-      <w:r>
-        <w:rPr>
-          <w:rFonts w:ascii="Tahoma" w:eastAsia="微软雅黑" w:hAnsi="Tahoma" w:cstheme="minorBidi" w:hint="eastAsia"/>
-          <w:color w:val="FF0000"/>
-          <w:kern w:val="0"/>
-          <w:sz w:val="22"/>
-        </w:rPr>
-        <w:t>逻辑</w:t>
-      </w:r>
-      <w:r>
-        <w:rPr>
-          <w:rFonts w:ascii="Tahoma" w:eastAsia="微软雅黑" w:hAnsi="Tahoma" w:cstheme="minorBidi" w:hint="eastAsia"/>
-          <w:color w:val="FF0000"/>
-          <w:kern w:val="0"/>
-          <w:sz w:val="22"/>
-        </w:rPr>
-        <w:t>结构</w:t>
-      </w:r>
-      <w:r>
-        <w:rPr>
-          <w:rFonts w:ascii="Tahoma" w:eastAsia="微软雅黑" w:hAnsi="Tahoma" w:cstheme="minorBidi" w:hint="eastAsia"/>
-          <w:color w:val="FF0000"/>
-          <w:kern w:val="0"/>
-          <w:sz w:val="22"/>
-        </w:rPr>
-        <w:t>，</w:t>
-      </w:r>
-      <w:r>
-        <w:rPr>
-          <w:rFonts w:ascii="Tahoma" w:eastAsia="微软雅黑" w:hAnsi="Tahoma" w:cstheme="minorBidi" w:hint="eastAsia"/>
-          <w:color w:val="FF0000"/>
-          <w:kern w:val="0"/>
-          <w:sz w:val="22"/>
-        </w:rPr>
-        <w:t>你可以换界面、换外皮，但是无法改变流程，除非新写插件。</w:t>
-      </w:r>
-    </w:p>
-    <w:p>
-      <w:pPr>
-        <w:pStyle w:val="4"/>
-        <w:spacing w:before="0" w:after="120" w:line="240" w:lineRule="auto"/>
-        <w:rPr>
-          <w:rFonts w:ascii="微软雅黑" w:eastAsia="微软雅黑" w:hAnsi="微软雅黑"/>
-          <w:sz w:val="22"/>
-          <w:szCs w:val="22"/>
-        </w:rPr>
-      </w:pPr>
-      <w:r>
-        <w:rPr>
-          <w:rFonts w:ascii="微软雅黑" w:eastAsia="微软雅黑" w:hAnsi="微软雅黑" w:hint="eastAsia"/>
-          <w:sz w:val="22"/>
-          <w:szCs w:val="22"/>
-        </w:rPr>
-        <w:t>默认购买流程</w:t>
       </w:r>
     </w:p>
     <w:p>
@@ -1375,17 +1276,157 @@
         <w:jc w:val="left"/>
         <w:rPr>
           <w:rFonts w:ascii="Tahoma" w:eastAsia="微软雅黑" w:hAnsi="Tahoma" w:cstheme="minorBidi"/>
-          <w:kern w:val="0"/>
-          <w:sz w:val="22"/>
-        </w:rPr>
-      </w:pPr>
-      <w:r>
-        <w:rPr>
-          <w:rFonts w:ascii="Tahoma" w:eastAsia="微软雅黑" w:hAnsi="Tahoma" w:cstheme="minorBidi" w:hint="eastAsia"/>
-          <w:kern w:val="0"/>
-          <w:sz w:val="22"/>
-        </w:rPr>
-        <w:t>购买物品关系了</w:t>
+          <w:color w:val="FF0000"/>
+          <w:kern w:val="0"/>
+          <w:sz w:val="22"/>
+        </w:rPr>
+      </w:pPr>
+      <w:r>
+        <w:rPr>
+          <w:rFonts w:ascii="Tahoma" w:eastAsia="微软雅黑" w:hAnsi="Tahoma" w:cstheme="minorBidi" w:hint="eastAsia"/>
+          <w:color w:val="FF0000"/>
+          <w:kern w:val="0"/>
+          <w:sz w:val="22"/>
+        </w:rPr>
+        <w:t>注意，</w:t>
+      </w:r>
+      <w:r>
+        <w:rPr>
+          <w:rFonts w:ascii="Tahoma" w:eastAsia="微软雅黑" w:hAnsi="Tahoma" w:cstheme="minorBidi" w:hint="eastAsia"/>
+          <w:b/>
+          <w:bCs/>
+          <w:color w:val="FF0000"/>
+          <w:kern w:val="0"/>
+          <w:sz w:val="22"/>
+        </w:rPr>
+        <w:t>流程</w:t>
+      </w:r>
+      <w:r>
+        <w:rPr>
+          <w:rFonts w:ascii="Tahoma" w:eastAsia="微软雅黑" w:hAnsi="Tahoma" w:cstheme="minorBidi" w:hint="eastAsia"/>
+          <w:color w:val="FF0000"/>
+          <w:kern w:val="0"/>
+          <w:sz w:val="22"/>
+        </w:rPr>
+        <w:t>是</w:t>
+      </w:r>
+      <w:r>
+        <w:rPr>
+          <w:rFonts w:ascii="Tahoma" w:eastAsia="微软雅黑" w:hAnsi="Tahoma" w:cstheme="minorBidi" w:hint="eastAsia"/>
+          <w:color w:val="FF0000"/>
+          <w:kern w:val="0"/>
+          <w:sz w:val="22"/>
+        </w:rPr>
+        <w:t>程序内部无法改变的固定</w:t>
+      </w:r>
+      <w:r>
+        <w:rPr>
+          <w:rFonts w:ascii="Tahoma" w:eastAsia="微软雅黑" w:hAnsi="Tahoma" w:cstheme="minorBidi" w:hint="eastAsia"/>
+          <w:color w:val="FF0000"/>
+          <w:kern w:val="0"/>
+          <w:sz w:val="22"/>
+        </w:rPr>
+        <w:t>业务</w:t>
+      </w:r>
+      <w:r>
+        <w:rPr>
+          <w:rFonts w:ascii="Tahoma" w:eastAsia="微软雅黑" w:hAnsi="Tahoma" w:cstheme="minorBidi" w:hint="eastAsia"/>
+          <w:color w:val="FF0000"/>
+          <w:kern w:val="0"/>
+          <w:sz w:val="22"/>
+        </w:rPr>
+        <w:t>逻辑</w:t>
+      </w:r>
+      <w:r>
+        <w:rPr>
+          <w:rFonts w:ascii="Tahoma" w:eastAsia="微软雅黑" w:hAnsi="Tahoma" w:cstheme="minorBidi" w:hint="eastAsia"/>
+          <w:color w:val="FF0000"/>
+          <w:kern w:val="0"/>
+          <w:sz w:val="22"/>
+        </w:rPr>
+        <w:t>结构</w:t>
+      </w:r>
+      <w:r>
+        <w:rPr>
+          <w:rFonts w:ascii="Tahoma" w:eastAsia="微软雅黑" w:hAnsi="Tahoma" w:cstheme="minorBidi" w:hint="eastAsia"/>
+          <w:color w:val="FF0000"/>
+          <w:kern w:val="0"/>
+          <w:sz w:val="22"/>
+        </w:rPr>
+        <w:t>，</w:t>
+      </w:r>
+      <w:r>
+        <w:rPr>
+          <w:rFonts w:ascii="Tahoma" w:eastAsia="微软雅黑" w:hAnsi="Tahoma" w:cstheme="minorBidi" w:hint="eastAsia"/>
+          <w:color w:val="FF0000"/>
+          <w:kern w:val="0"/>
+          <w:sz w:val="22"/>
+        </w:rPr>
+        <w:t>你可以换界面、换外皮，但是无法改变流程，除非新写插件。</w:t>
+      </w:r>
+    </w:p>
+    <w:p>
+      <w:pPr>
+        <w:pStyle w:val="4"/>
+        <w:spacing w:before="0" w:after="120" w:line="240" w:lineRule="auto"/>
+        <w:rPr>
+          <w:rFonts w:ascii="微软雅黑" w:eastAsia="微软雅黑" w:hAnsi="微软雅黑" w:hint="eastAsia"/>
+          <w:sz w:val="22"/>
+          <w:szCs w:val="22"/>
+        </w:rPr>
+      </w:pPr>
+      <w:r>
+        <w:rPr>
+          <w:rFonts w:ascii="微软雅黑" w:eastAsia="微软雅黑" w:hAnsi="微软雅黑" w:hint="eastAsia"/>
+          <w:sz w:val="22"/>
+          <w:szCs w:val="22"/>
+        </w:rPr>
+        <w:t>默认购买流程</w:t>
+      </w:r>
+    </w:p>
+    <w:p>
+      <w:pPr>
+        <w:widowControl/>
+        <w:adjustRightInd w:val="0"/>
+        <w:snapToGrid w:val="0"/>
+        <w:jc w:val="left"/>
+        <w:rPr>
+          <w:rFonts w:ascii="Tahoma" w:eastAsia="微软雅黑" w:hAnsi="Tahoma" w:cstheme="minorBidi"/>
+          <w:kern w:val="0"/>
+          <w:sz w:val="22"/>
+        </w:rPr>
+      </w:pPr>
+      <w:r>
+        <w:rPr>
+          <w:rFonts w:ascii="Tahoma" w:eastAsia="微软雅黑" w:hAnsi="Tahoma" w:cstheme="minorBidi" w:hint="eastAsia"/>
+          <w:kern w:val="0"/>
+          <w:sz w:val="22"/>
+        </w:rPr>
+        <w:t>流程中，具备下面</w:t>
+      </w:r>
+      <w:r>
+        <w:rPr>
+          <w:rFonts w:ascii="Tahoma" w:eastAsia="微软雅黑" w:hAnsi="Tahoma" w:cstheme="minorBidi" w:hint="eastAsia"/>
+          <w:kern w:val="0"/>
+          <w:sz w:val="22"/>
+        </w:rPr>
+        <w:t>3</w:t>
+      </w:r>
+      <w:r>
+        <w:rPr>
+          <w:rFonts w:ascii="Tahoma" w:eastAsia="微软雅黑" w:hAnsi="Tahoma" w:cstheme="minorBidi" w:hint="eastAsia"/>
+          <w:kern w:val="0"/>
+          <w:sz w:val="22"/>
+        </w:rPr>
+        <w:t>种图的情况。</w:t>
+      </w:r>
+      <w:r>
+        <w:rPr>
+          <w:rFonts w:ascii="Tahoma" w:eastAsia="微软雅黑" w:hAnsi="Tahoma" w:cstheme="minorBidi" w:hint="eastAsia"/>
+          <w:kern w:val="0"/>
+          <w:sz w:val="22"/>
+        </w:rPr>
+        <w:t>（除空白窗口，一共</w:t>
       </w:r>
       <w:r>
         <w:rPr>
@@ -1401,7 +1442,23 @@
           <w:kern w:val="0"/>
           <w:sz w:val="22"/>
         </w:rPr>
-        <w:t>个窗口（空白窗口不算）。购买流程中看到的窗口如下：</w:t>
+        <w:t>个窗口）</w:t>
+      </w:r>
+      <w:r>
+        <w:rPr>
+          <w:rFonts w:ascii="Tahoma" w:eastAsia="微软雅黑" w:hAnsi="Tahoma" w:cstheme="minorBidi" w:hint="eastAsia"/>
+          <w:kern w:val="0"/>
+          <w:sz w:val="22"/>
+        </w:rPr>
+        <w:t>可看到的部件如下：</w:t>
+      </w:r>
+      <w:r>
+        <w:rPr>
+          <w:rFonts w:ascii="Tahoma" w:eastAsia="微软雅黑" w:hAnsi="Tahoma" w:cstheme="minorBidi"/>
+          <w:kern w:val="0"/>
+          <w:sz w:val="22"/>
+        </w:rPr>
+        <w:t xml:space="preserve"> </w:t>
       </w:r>
     </w:p>
     <w:p>
@@ -1424,7 +1481,7 @@
           <w:sz w:val="22"/>
         </w:rPr>
         <w:drawing>
-          <wp:inline distT="0" distB="0" distL="0" distR="0" wp14:anchorId="0988FFBE" wp14:editId="67C7CEBF">
+          <wp:inline distT="0" distB="0" distL="0" distR="0" wp14:anchorId="0988FFBE" wp14:editId="65F8FEA8">
             <wp:extent cx="2590800" cy="1924678"/>
             <wp:effectExtent l="0" t="0" r="0" b="0"/>
             <wp:docPr id="4" name="图片 4" descr="H:\rpg mv 箱\U$A{ZEGK4XY6KUSYNZS~3]L.jpg"/>
@@ -1660,7 +1717,23 @@
           <w:sz w:val="22"/>
         </w:rPr>
         <w:tab/>
-        <w:t xml:space="preserve">&gt; </w:t>
+        <w:t>&gt;</w:t>
+      </w:r>
+      <w:r>
+        <w:rPr>
+          <w:rFonts w:ascii="Tahoma" w:eastAsia="微软雅黑" w:hAnsi="Tahoma" w:cstheme="minorBidi" w:hint="eastAsia"/>
+          <w:kern w:val="0"/>
+          <w:sz w:val="22"/>
+        </w:rPr>
+        <w:t xml:space="preserve"> </w:t>
+      </w:r>
+      <w:r>
+        <w:rPr>
+          <w:rFonts w:ascii="Tahoma" w:eastAsia="微软雅黑" w:hAnsi="Tahoma" w:cstheme="minorBidi" w:hint="eastAsia"/>
+          <w:kern w:val="0"/>
+          <w:sz w:val="22"/>
+        </w:rPr>
+        <w:t>部件：</w:t>
       </w:r>
       <w:r>
         <w:rPr>
@@ -1741,6 +1814,30 @@
           <w:sz w:val="22"/>
         </w:rPr>
         <w:t>空白窗口</w:t>
+      </w:r>
+      <w:r>
+        <w:rPr>
+          <w:rFonts w:ascii="Tahoma" w:eastAsia="微软雅黑" w:hAnsi="Tahoma" w:cstheme="minorBidi" w:hint="eastAsia"/>
+          <w:kern w:val="0"/>
+          <w:sz w:val="22"/>
+        </w:rPr>
+        <w:t>【图</w:t>
+      </w:r>
+      <w:r>
+        <w:rPr>
+          <w:rFonts w:ascii="Tahoma" w:eastAsia="微软雅黑" w:hAnsi="Tahoma" w:cstheme="minorBidi" w:hint="eastAsia"/>
+          <w:kern w:val="0"/>
+          <w:sz w:val="22"/>
+        </w:rPr>
+        <w:t>1</w:t>
+      </w:r>
+      <w:r>
+        <w:rPr>
+          <w:rFonts w:ascii="Tahoma" w:eastAsia="微软雅黑" w:hAnsi="Tahoma" w:cstheme="minorBidi" w:hint="eastAsia"/>
+          <w:kern w:val="0"/>
+          <w:sz w:val="22"/>
+        </w:rPr>
+        <w:t>】</w:t>
       </w:r>
     </w:p>
     <w:p>
@@ -1802,6 +1899,14 @@
           <w:kern w:val="0"/>
           <w:sz w:val="22"/>
         </w:rPr>
+        <w:t>部件：</w:t>
+      </w:r>
+      <w:r>
+        <w:rPr>
+          <w:rFonts w:ascii="Tahoma" w:eastAsia="微软雅黑" w:hAnsi="Tahoma" w:cstheme="minorBidi" w:hint="eastAsia"/>
+          <w:kern w:val="0"/>
+          <w:sz w:val="22"/>
+        </w:rPr>
         <w:t>帮助窗口</w:t>
       </w:r>
       <w:r>
@@ -1899,6 +2004,30 @@
           <w:sz w:val="22"/>
         </w:rPr>
         <w:t>持有数窗口</w:t>
+      </w:r>
+      <w:r>
+        <w:rPr>
+          <w:rFonts w:ascii="Tahoma" w:eastAsia="微软雅黑" w:hAnsi="Tahoma" w:cstheme="minorBidi" w:hint="eastAsia"/>
+          <w:kern w:val="0"/>
+          <w:sz w:val="22"/>
+        </w:rPr>
+        <w:t>【图</w:t>
+      </w:r>
+      <w:r>
+        <w:rPr>
+          <w:rFonts w:ascii="Tahoma" w:eastAsia="微软雅黑" w:hAnsi="Tahoma" w:cstheme="minorBidi" w:hint="eastAsia"/>
+          <w:kern w:val="0"/>
+          <w:sz w:val="22"/>
+        </w:rPr>
+        <w:t>2</w:t>
+      </w:r>
+      <w:r>
+        <w:rPr>
+          <w:rFonts w:ascii="Tahoma" w:eastAsia="微软雅黑" w:hAnsi="Tahoma" w:cstheme="minorBidi" w:hint="eastAsia"/>
+          <w:kern w:val="0"/>
+          <w:sz w:val="22"/>
+        </w:rPr>
+        <w:t>】</w:t>
       </w:r>
     </w:p>
     <w:p>
@@ -1952,6 +2081,14 @@
           <w:kern w:val="0"/>
           <w:sz w:val="22"/>
         </w:rPr>
+        <w:t>部件：</w:t>
+      </w:r>
+      <w:r>
+        <w:rPr>
+          <w:rFonts w:ascii="Tahoma" w:eastAsia="微软雅黑" w:hAnsi="Tahoma" w:cstheme="minorBidi" w:hint="eastAsia"/>
+          <w:kern w:val="0"/>
+          <w:sz w:val="22"/>
+        </w:rPr>
         <w:t>帮助窗口</w:t>
       </w:r>
       <w:r>
@@ -2049,6 +2186,30 @@
           <w:sz w:val="22"/>
         </w:rPr>
         <w:t>持有数窗口</w:t>
+      </w:r>
+      <w:r>
+        <w:rPr>
+          <w:rFonts w:ascii="Tahoma" w:eastAsia="微软雅黑" w:hAnsi="Tahoma" w:cstheme="minorBidi" w:hint="eastAsia"/>
+          <w:kern w:val="0"/>
+          <w:sz w:val="22"/>
+        </w:rPr>
+        <w:t>【图</w:t>
+      </w:r>
+      <w:r>
+        <w:rPr>
+          <w:rFonts w:ascii="Tahoma" w:eastAsia="微软雅黑" w:hAnsi="Tahoma" w:cstheme="minorBidi" w:hint="eastAsia"/>
+          <w:kern w:val="0"/>
+          <w:sz w:val="22"/>
+        </w:rPr>
+        <w:t>3</w:t>
+      </w:r>
+      <w:r>
+        <w:rPr>
+          <w:rFonts w:ascii="Tahoma" w:eastAsia="微软雅黑" w:hAnsi="Tahoma" w:cstheme="minorBidi" w:hint="eastAsia"/>
+          <w:kern w:val="0"/>
+          <w:sz w:val="22"/>
+        </w:rPr>
+        <w:t>】</w:t>
       </w:r>
     </w:p>
     <w:p>
@@ -2127,7 +2288,7 @@
         <w:pStyle w:val="4"/>
         <w:spacing w:before="0" w:after="120" w:line="240" w:lineRule="auto"/>
         <w:rPr>
-          <w:rFonts w:ascii="微软雅黑" w:eastAsia="微软雅黑" w:hAnsi="微软雅黑"/>
+          <w:rFonts w:ascii="微软雅黑" w:eastAsia="微软雅黑" w:hAnsi="微软雅黑" w:hint="eastAsia"/>
           <w:sz w:val="22"/>
           <w:szCs w:val="22"/>
         </w:rPr>
@@ -2161,7 +2322,31 @@
           <w:kern w:val="0"/>
           <w:sz w:val="22"/>
         </w:rPr>
-        <w:t>出售物品流程关系了</w:t>
+        <w:t>流程中，具备下面</w:t>
+      </w:r>
+      <w:r>
+        <w:rPr>
+          <w:rFonts w:ascii="Tahoma" w:eastAsia="微软雅黑" w:hAnsi="Tahoma" w:cstheme="minorBidi" w:hint="eastAsia"/>
+          <w:kern w:val="0"/>
+          <w:sz w:val="22"/>
+        </w:rPr>
+        <w:t>3</w:t>
+      </w:r>
+      <w:r>
+        <w:rPr>
+          <w:rFonts w:ascii="Tahoma" w:eastAsia="微软雅黑" w:hAnsi="Tahoma" w:cstheme="minorBidi" w:hint="eastAsia"/>
+          <w:kern w:val="0"/>
+          <w:sz w:val="22"/>
+        </w:rPr>
+        <w:t>种图的情况。</w:t>
+      </w:r>
+      <w:r>
+        <w:rPr>
+          <w:rFonts w:ascii="Tahoma" w:eastAsia="微软雅黑" w:hAnsi="Tahoma" w:cstheme="minorBidi" w:hint="eastAsia"/>
+          <w:kern w:val="0"/>
+          <w:sz w:val="22"/>
+        </w:rPr>
+        <w:t>（除空白窗口，一共</w:t>
       </w:r>
       <w:r>
         <w:rPr>
@@ -2177,7 +2362,23 @@
           <w:kern w:val="0"/>
           <w:sz w:val="22"/>
         </w:rPr>
-        <w:t>个窗口（空白窗口不算）。出售流程中看到的窗口如下：</w:t>
+        <w:t>个窗口）</w:t>
+      </w:r>
+      <w:r>
+        <w:rPr>
+          <w:rFonts w:ascii="Tahoma" w:eastAsia="微软雅黑" w:hAnsi="Tahoma" w:cstheme="minorBidi" w:hint="eastAsia"/>
+          <w:kern w:val="0"/>
+          <w:sz w:val="22"/>
+        </w:rPr>
+        <w:t>可看到的部件如下</w:t>
+      </w:r>
+      <w:r>
+        <w:rPr>
+          <w:rFonts w:ascii="Tahoma" w:eastAsia="微软雅黑" w:hAnsi="Tahoma" w:cstheme="minorBidi" w:hint="eastAsia"/>
+          <w:kern w:val="0"/>
+          <w:sz w:val="22"/>
+        </w:rPr>
+        <w:t>：</w:t>
       </w:r>
     </w:p>
     <w:p>
@@ -2201,7 +2402,7 @@
           <w:sz w:val="22"/>
         </w:rPr>
         <w:drawing>
-          <wp:inline distT="0" distB="0" distL="0" distR="0" wp14:anchorId="5100DB55" wp14:editId="28EB1A68">
+          <wp:inline distT="0" distB="0" distL="0" distR="0" wp14:anchorId="5100DB55" wp14:editId="7046C4CE">
             <wp:extent cx="2590800" cy="1924678"/>
             <wp:effectExtent l="0" t="0" r="0" b="0"/>
             <wp:docPr id="2" name="图片 2" descr="H:\rpg mv 箱\U$A{ZEGK4XY6KUSYNZS~3]L.jpg"/>
@@ -2445,6 +2646,14 @@
           <w:kern w:val="0"/>
           <w:sz w:val="22"/>
         </w:rPr>
+        <w:t>部件：</w:t>
+      </w:r>
+      <w:r>
+        <w:rPr>
+          <w:rFonts w:ascii="Tahoma" w:eastAsia="微软雅黑" w:hAnsi="Tahoma" w:cstheme="minorBidi" w:hint="eastAsia"/>
+          <w:kern w:val="0"/>
+          <w:sz w:val="22"/>
+        </w:rPr>
         <w:t>帮助窗口</w:t>
       </w:r>
       <w:r>
@@ -2518,6 +2727,30 @@
           <w:sz w:val="22"/>
         </w:rPr>
         <w:t>空白窗口</w:t>
+      </w:r>
+      <w:r>
+        <w:rPr>
+          <w:rFonts w:ascii="Tahoma" w:eastAsia="微软雅黑" w:hAnsi="Tahoma" w:cstheme="minorBidi" w:hint="eastAsia"/>
+          <w:kern w:val="0"/>
+          <w:sz w:val="22"/>
+        </w:rPr>
+        <w:t>【图</w:t>
+      </w:r>
+      <w:r>
+        <w:rPr>
+          <w:rFonts w:ascii="Tahoma" w:eastAsia="微软雅黑" w:hAnsi="Tahoma" w:cstheme="minorBidi" w:hint="eastAsia"/>
+          <w:kern w:val="0"/>
+          <w:sz w:val="22"/>
+        </w:rPr>
+        <w:t>1</w:t>
+      </w:r>
+      <w:r>
+        <w:rPr>
+          <w:rFonts w:ascii="Tahoma" w:eastAsia="微软雅黑" w:hAnsi="Tahoma" w:cstheme="minorBidi" w:hint="eastAsia"/>
+          <w:kern w:val="0"/>
+          <w:sz w:val="22"/>
+        </w:rPr>
+        <w:t>】</w:t>
       </w:r>
     </w:p>
     <w:p>
@@ -2579,6 +2812,14 @@
           <w:kern w:val="0"/>
           <w:sz w:val="22"/>
         </w:rPr>
+        <w:t>部件：</w:t>
+      </w:r>
+      <w:r>
+        <w:rPr>
+          <w:rFonts w:ascii="Tahoma" w:eastAsia="微软雅黑" w:hAnsi="Tahoma" w:cstheme="minorBidi" w:hint="eastAsia"/>
+          <w:kern w:val="0"/>
+          <w:sz w:val="22"/>
+        </w:rPr>
         <w:t>帮助窗口</w:t>
       </w:r>
       <w:r>
@@ -2676,6 +2917,30 @@
           <w:sz w:val="22"/>
         </w:rPr>
         <w:t>出售窗口</w:t>
+      </w:r>
+      <w:r>
+        <w:rPr>
+          <w:rFonts w:ascii="Tahoma" w:eastAsia="微软雅黑" w:hAnsi="Tahoma" w:cstheme="minorBidi" w:hint="eastAsia"/>
+          <w:kern w:val="0"/>
+          <w:sz w:val="22"/>
+        </w:rPr>
+        <w:t>【图</w:t>
+      </w:r>
+      <w:r>
+        <w:rPr>
+          <w:rFonts w:ascii="Tahoma" w:eastAsia="微软雅黑" w:hAnsi="Tahoma" w:cstheme="minorBidi" w:hint="eastAsia"/>
+          <w:kern w:val="0"/>
+          <w:sz w:val="22"/>
+        </w:rPr>
+        <w:t>2</w:t>
+      </w:r>
+      <w:r>
+        <w:rPr>
+          <w:rFonts w:ascii="Tahoma" w:eastAsia="微软雅黑" w:hAnsi="Tahoma" w:cstheme="minorBidi" w:hint="eastAsia"/>
+          <w:kern w:val="0"/>
+          <w:sz w:val="22"/>
+        </w:rPr>
+        <w:t>】</w:t>
       </w:r>
     </w:p>
     <w:p>
@@ -2729,6 +2994,14 @@
           <w:kern w:val="0"/>
           <w:sz w:val="22"/>
         </w:rPr>
+        <w:t>部件：</w:t>
+      </w:r>
+      <w:r>
+        <w:rPr>
+          <w:rFonts w:ascii="Tahoma" w:eastAsia="微软雅黑" w:hAnsi="Tahoma" w:cstheme="minorBidi" w:hint="eastAsia"/>
+          <w:kern w:val="0"/>
+          <w:sz w:val="22"/>
+        </w:rPr>
         <w:t>帮助窗口</w:t>
       </w:r>
       <w:r>
@@ -2826,6 +3099,30 @@
           <w:sz w:val="22"/>
         </w:rPr>
         <w:t>出售窗口</w:t>
+      </w:r>
+      <w:r>
+        <w:rPr>
+          <w:rFonts w:ascii="Tahoma" w:eastAsia="微软雅黑" w:hAnsi="Tahoma" w:cstheme="minorBidi" w:hint="eastAsia"/>
+          <w:kern w:val="0"/>
+          <w:sz w:val="22"/>
+        </w:rPr>
+        <w:t>【图</w:t>
+      </w:r>
+      <w:r>
+        <w:rPr>
+          <w:rFonts w:ascii="Tahoma" w:eastAsia="微软雅黑" w:hAnsi="Tahoma" w:cstheme="minorBidi" w:hint="eastAsia"/>
+          <w:kern w:val="0"/>
+          <w:sz w:val="22"/>
+        </w:rPr>
+        <w:t>2</w:t>
+      </w:r>
+      <w:r>
+        <w:rPr>
+          <w:rFonts w:ascii="Tahoma" w:eastAsia="微软雅黑" w:hAnsi="Tahoma" w:cstheme="minorBidi" w:hint="eastAsia"/>
+          <w:kern w:val="0"/>
+          <w:sz w:val="22"/>
+        </w:rPr>
+        <w:t>】</w:t>
       </w:r>
     </w:p>
     <w:p>
@@ -2879,6 +3176,14 @@
           <w:kern w:val="0"/>
           <w:sz w:val="22"/>
         </w:rPr>
+        <w:t>部件：</w:t>
+      </w:r>
+      <w:r>
+        <w:rPr>
+          <w:rFonts w:ascii="Tahoma" w:eastAsia="微软雅黑" w:hAnsi="Tahoma" w:cstheme="minorBidi" w:hint="eastAsia"/>
+          <w:kern w:val="0"/>
+          <w:sz w:val="22"/>
+        </w:rPr>
         <w:t>帮助窗口</w:t>
       </w:r>
       <w:r>
@@ -2976,6 +3281,30 @@
           <w:sz w:val="22"/>
         </w:rPr>
         <w:t>持有数窗口</w:t>
+      </w:r>
+      <w:r>
+        <w:rPr>
+          <w:rFonts w:ascii="Tahoma" w:eastAsia="微软雅黑" w:hAnsi="Tahoma" w:cstheme="minorBidi" w:hint="eastAsia"/>
+          <w:kern w:val="0"/>
+          <w:sz w:val="22"/>
+        </w:rPr>
+        <w:t>【图</w:t>
+      </w:r>
+      <w:r>
+        <w:rPr>
+          <w:rFonts w:ascii="Tahoma" w:eastAsia="微软雅黑" w:hAnsi="Tahoma" w:cstheme="minorBidi" w:hint="eastAsia"/>
+          <w:kern w:val="0"/>
+          <w:sz w:val="22"/>
+        </w:rPr>
+        <w:t>3</w:t>
+      </w:r>
+      <w:r>
+        <w:rPr>
+          <w:rFonts w:ascii="Tahoma" w:eastAsia="微软雅黑" w:hAnsi="Tahoma" w:cstheme="minorBidi" w:hint="eastAsia"/>
+          <w:kern w:val="0"/>
+          <w:sz w:val="22"/>
+        </w:rPr>
+        <w:t>】</w:t>
       </w:r>
     </w:p>
     <w:p>
@@ -3089,7 +3418,7 @@
         <w:pStyle w:val="4"/>
         <w:spacing w:before="0" w:after="120" w:line="240" w:lineRule="auto"/>
         <w:rPr>
-          <w:rFonts w:ascii="微软雅黑" w:eastAsia="微软雅黑" w:hAnsi="微软雅黑"/>
+          <w:rFonts w:ascii="微软雅黑" w:eastAsia="微软雅黑" w:hAnsi="微软雅黑" w:hint="eastAsia"/>
           <w:sz w:val="22"/>
           <w:szCs w:val="22"/>
         </w:rPr>
@@ -3123,7 +3452,23 @@
           <w:kern w:val="0"/>
           <w:sz w:val="22"/>
         </w:rPr>
-        <w:t>购买物品关系了</w:t>
+        <w:t>流程中，具备下面</w:t>
+      </w:r>
+      <w:r>
+        <w:rPr>
+          <w:rFonts w:ascii="Tahoma" w:eastAsia="微软雅黑" w:hAnsi="Tahoma" w:cstheme="minorBidi" w:hint="eastAsia"/>
+          <w:kern w:val="0"/>
+          <w:sz w:val="22"/>
+        </w:rPr>
+        <w:t>3</w:t>
+      </w:r>
+      <w:r>
+        <w:rPr>
+          <w:rFonts w:ascii="Tahoma" w:eastAsia="微软雅黑" w:hAnsi="Tahoma" w:cstheme="minorBidi" w:hint="eastAsia"/>
+          <w:kern w:val="0"/>
+          <w:sz w:val="22"/>
+        </w:rPr>
+        <w:t>种图的情况。（除空白窗口，一共</w:t>
       </w:r>
       <w:r>
         <w:rPr>
@@ -3139,7 +3484,15 @@
           <w:kern w:val="0"/>
           <w:sz w:val="22"/>
         </w:rPr>
-        <w:t>个窗口，其中选项窗口变成了选项按钮组，并且添加了服务员。购买流程中看到的插件内容如下：</w:t>
+        <w:t>个窗口）可看到的部件如下</w:t>
+      </w:r>
+      <w:r>
+        <w:rPr>
+          <w:rFonts w:ascii="Tahoma" w:eastAsia="微软雅黑" w:hAnsi="Tahoma" w:cstheme="minorBidi" w:hint="eastAsia"/>
+          <w:kern w:val="0"/>
+          <w:sz w:val="22"/>
+        </w:rPr>
+        <w:t>：</w:t>
       </w:r>
     </w:p>
     <w:p>
@@ -3396,6 +3749,14 @@
           <w:kern w:val="0"/>
           <w:sz w:val="22"/>
         </w:rPr>
+        <w:t>部件：</w:t>
+      </w:r>
+      <w:r>
+        <w:rPr>
+          <w:rFonts w:ascii="Tahoma" w:eastAsia="微软雅黑" w:hAnsi="Tahoma" w:cstheme="minorBidi" w:hint="eastAsia"/>
+          <w:kern w:val="0"/>
+          <w:sz w:val="22"/>
+        </w:rPr>
         <w:t>服务员</w:t>
       </w:r>
       <w:r>
@@ -3469,6 +3830,30 @@
           <w:sz w:val="22"/>
         </w:rPr>
         <w:t>选项按钮组</w:t>
+      </w:r>
+      <w:r>
+        <w:rPr>
+          <w:rFonts w:ascii="Tahoma" w:eastAsia="微软雅黑" w:hAnsi="Tahoma" w:cstheme="minorBidi" w:hint="eastAsia"/>
+          <w:kern w:val="0"/>
+          <w:sz w:val="22"/>
+        </w:rPr>
+        <w:t>【图</w:t>
+      </w:r>
+      <w:r>
+        <w:rPr>
+          <w:rFonts w:ascii="Tahoma" w:eastAsia="微软雅黑" w:hAnsi="Tahoma" w:cstheme="minorBidi" w:hint="eastAsia"/>
+          <w:kern w:val="0"/>
+          <w:sz w:val="22"/>
+        </w:rPr>
+        <w:t>1</w:t>
+      </w:r>
+      <w:r>
+        <w:rPr>
+          <w:rFonts w:ascii="Tahoma" w:eastAsia="微软雅黑" w:hAnsi="Tahoma" w:cstheme="minorBidi" w:hint="eastAsia"/>
+          <w:kern w:val="0"/>
+          <w:sz w:val="22"/>
+        </w:rPr>
+        <w:t>】</w:t>
       </w:r>
     </w:p>
     <w:p>
@@ -3530,6 +3915,14 @@
           <w:kern w:val="0"/>
           <w:sz w:val="22"/>
         </w:rPr>
+        <w:t>部件：</w:t>
+      </w:r>
+      <w:r>
+        <w:rPr>
+          <w:rFonts w:ascii="Tahoma" w:eastAsia="微软雅黑" w:hAnsi="Tahoma" w:cstheme="minorBidi" w:hint="eastAsia"/>
+          <w:kern w:val="0"/>
+          <w:sz w:val="22"/>
+        </w:rPr>
         <w:t>服务员</w:t>
       </w:r>
       <w:r>
@@ -3643,6 +4036,30 @@
           <w:sz w:val="22"/>
         </w:rPr>
         <w:t>（选项按钮）</w:t>
+      </w:r>
+      <w:r>
+        <w:rPr>
+          <w:rFonts w:ascii="Tahoma" w:eastAsia="微软雅黑" w:hAnsi="Tahoma" w:cstheme="minorBidi" w:hint="eastAsia"/>
+          <w:kern w:val="0"/>
+          <w:sz w:val="22"/>
+        </w:rPr>
+        <w:t>【图</w:t>
+      </w:r>
+      <w:r>
+        <w:rPr>
+          <w:rFonts w:ascii="Tahoma" w:eastAsia="微软雅黑" w:hAnsi="Tahoma" w:cstheme="minorBidi" w:hint="eastAsia"/>
+          <w:kern w:val="0"/>
+          <w:sz w:val="22"/>
+        </w:rPr>
+        <w:t>2</w:t>
+      </w:r>
+      <w:r>
+        <w:rPr>
+          <w:rFonts w:ascii="Tahoma" w:eastAsia="微软雅黑" w:hAnsi="Tahoma" w:cstheme="minorBidi" w:hint="eastAsia"/>
+          <w:kern w:val="0"/>
+          <w:sz w:val="22"/>
+        </w:rPr>
+        <w:t>】</w:t>
       </w:r>
     </w:p>
     <w:p>
@@ -3696,6 +4113,14 @@
           <w:kern w:val="0"/>
           <w:sz w:val="22"/>
         </w:rPr>
+        <w:t>部件：</w:t>
+      </w:r>
+      <w:r>
+        <w:rPr>
+          <w:rFonts w:ascii="Tahoma" w:eastAsia="微软雅黑" w:hAnsi="Tahoma" w:cstheme="minorBidi" w:hint="eastAsia"/>
+          <w:kern w:val="0"/>
+          <w:sz w:val="22"/>
+        </w:rPr>
         <w:t>服务员</w:t>
       </w:r>
       <w:r>
@@ -3833,6 +4258,30 @@
           <w:sz w:val="22"/>
         </w:rPr>
         <w:t>（选项按钮）</w:t>
+      </w:r>
+      <w:r>
+        <w:rPr>
+          <w:rFonts w:ascii="Tahoma" w:eastAsia="微软雅黑" w:hAnsi="Tahoma" w:cstheme="minorBidi" w:hint="eastAsia"/>
+          <w:kern w:val="0"/>
+          <w:sz w:val="22"/>
+        </w:rPr>
+        <w:t>【图</w:t>
+      </w:r>
+      <w:r>
+        <w:rPr>
+          <w:rFonts w:ascii="Tahoma" w:eastAsia="微软雅黑" w:hAnsi="Tahoma" w:cstheme="minorBidi" w:hint="eastAsia"/>
+          <w:kern w:val="0"/>
+          <w:sz w:val="22"/>
+        </w:rPr>
+        <w:t>3</w:t>
+      </w:r>
+      <w:r>
+        <w:rPr>
+          <w:rFonts w:ascii="Tahoma" w:eastAsia="微软雅黑" w:hAnsi="Tahoma" w:cstheme="minorBidi" w:hint="eastAsia"/>
+          <w:kern w:val="0"/>
+          <w:sz w:val="22"/>
+        </w:rPr>
+        <w:t>】</w:t>
       </w:r>
     </w:p>
     <w:p>
@@ -3930,7 +4379,7 @@
         <w:pStyle w:val="4"/>
         <w:spacing w:before="0" w:after="120" w:line="240" w:lineRule="auto"/>
         <w:rPr>
-          <w:rFonts w:ascii="微软雅黑" w:eastAsia="微软雅黑" w:hAnsi="微软雅黑"/>
+          <w:rFonts w:ascii="微软雅黑" w:eastAsia="微软雅黑" w:hAnsi="微软雅黑" w:hint="eastAsia"/>
           <w:sz w:val="22"/>
           <w:szCs w:val="22"/>
         </w:rPr>
@@ -3964,11 +4413,27 @@
           <w:kern w:val="0"/>
           <w:sz w:val="22"/>
         </w:rPr>
-        <w:t>出售物品关系了</w:t>
-      </w:r>
-      <w:r>
-        <w:rPr>
-          <w:rFonts w:ascii="Tahoma" w:eastAsia="微软雅黑" w:hAnsi="Tahoma" w:cstheme="minorBidi"/>
+        <w:t>流程中，具备下面</w:t>
+      </w:r>
+      <w:r>
+        <w:rPr>
+          <w:rFonts w:ascii="Tahoma" w:eastAsia="微软雅黑" w:hAnsi="Tahoma" w:cstheme="minorBidi" w:hint="eastAsia"/>
+          <w:kern w:val="0"/>
+          <w:sz w:val="22"/>
+        </w:rPr>
+        <w:t>4</w:t>
+      </w:r>
+      <w:r>
+        <w:rPr>
+          <w:rFonts w:ascii="Tahoma" w:eastAsia="微软雅黑" w:hAnsi="Tahoma" w:cstheme="minorBidi" w:hint="eastAsia"/>
+          <w:kern w:val="0"/>
+          <w:sz w:val="22"/>
+        </w:rPr>
+        <w:t>种图的情况。（除空白窗口，一共</w:t>
+      </w:r>
+      <w:r>
+        <w:rPr>
+          <w:rFonts w:ascii="Tahoma" w:eastAsia="微软雅黑" w:hAnsi="Tahoma" w:cstheme="minorBidi" w:hint="eastAsia"/>
           <w:kern w:val="0"/>
           <w:sz w:val="22"/>
         </w:rPr>
@@ -3980,7 +4445,15 @@
           <w:kern w:val="0"/>
           <w:sz w:val="22"/>
         </w:rPr>
-        <w:t>个窗口，其中选项窗口变成了选项按钮组，并且添加了服务员。出售流程中看到的插件内容如下：</w:t>
+        <w:t>个窗口）可看到的部件如下</w:t>
+      </w:r>
+      <w:r>
+        <w:rPr>
+          <w:rFonts w:ascii="Tahoma" w:eastAsia="微软雅黑" w:hAnsi="Tahoma" w:cstheme="minorBidi" w:hint="eastAsia"/>
+          <w:kern w:val="0"/>
+          <w:sz w:val="22"/>
+        </w:rPr>
+        <w:t>：</w:t>
       </w:r>
     </w:p>
     <w:p>
@@ -4123,7 +4596,7 @@
           <w:noProof/>
         </w:rPr>
         <w:drawing>
-          <wp:inline distT="0" distB="0" distL="0" distR="0" wp14:anchorId="33945DA7" wp14:editId="5DD9974C">
+          <wp:inline distT="0" distB="0" distL="0" distR="0" wp14:anchorId="33945DA7" wp14:editId="18898F2F">
             <wp:extent cx="2049780" cy="1569939"/>
             <wp:effectExtent l="0" t="0" r="7620" b="0"/>
             <wp:docPr id="17" name="图片 17"/>
@@ -4184,7 +4657,7 @@
           <w:noProof/>
         </w:rPr>
         <w:drawing>
-          <wp:inline distT="0" distB="0" distL="0" distR="0" wp14:anchorId="7F8E3152" wp14:editId="0D071A84">
+          <wp:inline distT="0" distB="0" distL="0" distR="0" wp14:anchorId="7F8E3152" wp14:editId="1D531CEE">
             <wp:extent cx="2042160" cy="1549394"/>
             <wp:effectExtent l="0" t="0" r="0" b="0"/>
             <wp:docPr id="20" name="图片 20"/>
@@ -4300,6 +4773,14 @@
           <w:kern w:val="0"/>
           <w:sz w:val="22"/>
         </w:rPr>
+        <w:t>部件：</w:t>
+      </w:r>
+      <w:r>
+        <w:rPr>
+          <w:rFonts w:ascii="Tahoma" w:eastAsia="微软雅黑" w:hAnsi="Tahoma" w:cstheme="minorBidi" w:hint="eastAsia"/>
+          <w:kern w:val="0"/>
+          <w:sz w:val="22"/>
+        </w:rPr>
         <w:t>服务员</w:t>
       </w:r>
       <w:r>
@@ -4373,6 +4854,30 @@
           <w:sz w:val="22"/>
         </w:rPr>
         <w:t>选项按钮组</w:t>
+      </w:r>
+      <w:r>
+        <w:rPr>
+          <w:rFonts w:ascii="Tahoma" w:eastAsia="微软雅黑" w:hAnsi="Tahoma" w:cstheme="minorBidi" w:hint="eastAsia"/>
+          <w:kern w:val="0"/>
+          <w:sz w:val="22"/>
+        </w:rPr>
+        <w:t>【图</w:t>
+      </w:r>
+      <w:r>
+        <w:rPr>
+          <w:rFonts w:ascii="Tahoma" w:eastAsia="微软雅黑" w:hAnsi="Tahoma" w:cstheme="minorBidi" w:hint="eastAsia"/>
+          <w:kern w:val="0"/>
+          <w:sz w:val="22"/>
+        </w:rPr>
+        <w:t>1</w:t>
+      </w:r>
+      <w:r>
+        <w:rPr>
+          <w:rFonts w:ascii="Tahoma" w:eastAsia="微软雅黑" w:hAnsi="Tahoma" w:cstheme="minorBidi" w:hint="eastAsia"/>
+          <w:kern w:val="0"/>
+          <w:sz w:val="22"/>
+        </w:rPr>
+        <w:t>】</w:t>
       </w:r>
     </w:p>
     <w:p>
@@ -4434,6 +4939,14 @@
           <w:kern w:val="0"/>
           <w:sz w:val="22"/>
         </w:rPr>
+        <w:t>部件：</w:t>
+      </w:r>
+      <w:r>
+        <w:rPr>
+          <w:rFonts w:ascii="Tahoma" w:eastAsia="微软雅黑" w:hAnsi="Tahoma" w:cstheme="minorBidi" w:hint="eastAsia"/>
+          <w:kern w:val="0"/>
+          <w:sz w:val="22"/>
+        </w:rPr>
         <w:t>服务员</w:t>
       </w:r>
       <w:r>
@@ -4507,6 +5020,30 @@
           <w:sz w:val="22"/>
         </w:rPr>
         <w:t>出售类型窗口</w:t>
+      </w:r>
+      <w:r>
+        <w:rPr>
+          <w:rFonts w:ascii="Tahoma" w:eastAsia="微软雅黑" w:hAnsi="Tahoma" w:cstheme="minorBidi" w:hint="eastAsia"/>
+          <w:kern w:val="0"/>
+          <w:sz w:val="22"/>
+        </w:rPr>
+        <w:t>【图</w:t>
+      </w:r>
+      <w:r>
+        <w:rPr>
+          <w:rFonts w:ascii="Tahoma" w:eastAsia="微软雅黑" w:hAnsi="Tahoma" w:cstheme="minorBidi" w:hint="eastAsia"/>
+          <w:kern w:val="0"/>
+          <w:sz w:val="22"/>
+        </w:rPr>
+        <w:t>2</w:t>
+      </w:r>
+      <w:r>
+        <w:rPr>
+          <w:rFonts w:ascii="Tahoma" w:eastAsia="微软雅黑" w:hAnsi="Tahoma" w:cstheme="minorBidi" w:hint="eastAsia"/>
+          <w:kern w:val="0"/>
+          <w:sz w:val="22"/>
+        </w:rPr>
+        <w:t>】</w:t>
       </w:r>
     </w:p>
     <w:p>
@@ -4568,6 +5105,14 @@
           <w:kern w:val="0"/>
           <w:sz w:val="22"/>
         </w:rPr>
+        <w:t>部件：</w:t>
+      </w:r>
+      <w:r>
+        <w:rPr>
+          <w:rFonts w:ascii="Tahoma" w:eastAsia="微软雅黑" w:hAnsi="Tahoma" w:cstheme="minorBidi" w:hint="eastAsia"/>
+          <w:kern w:val="0"/>
+          <w:sz w:val="22"/>
+        </w:rPr>
         <w:t>服务员</w:t>
       </w:r>
       <w:r>
@@ -4689,6 +5234,30 @@
           <w:sz w:val="22"/>
         </w:rPr>
         <w:t>（选项按钮）</w:t>
+      </w:r>
+      <w:r>
+        <w:rPr>
+          <w:rFonts w:ascii="Tahoma" w:eastAsia="微软雅黑" w:hAnsi="Tahoma" w:cstheme="minorBidi" w:hint="eastAsia"/>
+          <w:kern w:val="0"/>
+          <w:sz w:val="22"/>
+        </w:rPr>
+        <w:t>【图</w:t>
+      </w:r>
+      <w:r>
+        <w:rPr>
+          <w:rFonts w:ascii="Tahoma" w:eastAsia="微软雅黑" w:hAnsi="Tahoma" w:cstheme="minorBidi" w:hint="eastAsia"/>
+          <w:kern w:val="0"/>
+          <w:sz w:val="22"/>
+        </w:rPr>
+        <w:t>3</w:t>
+      </w:r>
+      <w:r>
+        <w:rPr>
+          <w:rFonts w:ascii="Tahoma" w:eastAsia="微软雅黑" w:hAnsi="Tahoma" w:cstheme="minorBidi" w:hint="eastAsia"/>
+          <w:kern w:val="0"/>
+          <w:sz w:val="22"/>
+        </w:rPr>
+        <w:t>】</w:t>
       </w:r>
     </w:p>
     <w:p>
@@ -4742,6 +5311,14 @@
           <w:kern w:val="0"/>
           <w:sz w:val="22"/>
         </w:rPr>
+        <w:t>部件：</w:t>
+      </w:r>
+      <w:r>
+        <w:rPr>
+          <w:rFonts w:ascii="Tahoma" w:eastAsia="微软雅黑" w:hAnsi="Tahoma" w:cstheme="minorBidi" w:hint="eastAsia"/>
+          <w:kern w:val="0"/>
+          <w:sz w:val="22"/>
+        </w:rPr>
         <w:t>服务员</w:t>
       </w:r>
       <w:r>
@@ -4879,6 +5456,30 @@
           <w:sz w:val="22"/>
         </w:rPr>
         <w:t>（选项按钮）</w:t>
+      </w:r>
+      <w:r>
+        <w:rPr>
+          <w:rFonts w:ascii="Tahoma" w:eastAsia="微软雅黑" w:hAnsi="Tahoma" w:cstheme="minorBidi" w:hint="eastAsia"/>
+          <w:kern w:val="0"/>
+          <w:sz w:val="22"/>
+        </w:rPr>
+        <w:t>【图</w:t>
+      </w:r>
+      <w:r>
+        <w:rPr>
+          <w:rFonts w:ascii="Tahoma" w:eastAsia="微软雅黑" w:hAnsi="Tahoma" w:cstheme="minorBidi" w:hint="eastAsia"/>
+          <w:kern w:val="0"/>
+          <w:sz w:val="22"/>
+        </w:rPr>
+        <w:t>4</w:t>
+      </w:r>
+      <w:r>
+        <w:rPr>
+          <w:rFonts w:ascii="Tahoma" w:eastAsia="微软雅黑" w:hAnsi="Tahoma" w:cstheme="minorBidi" w:hint="eastAsia"/>
+          <w:kern w:val="0"/>
+          <w:sz w:val="22"/>
+        </w:rPr>
+        <w:t>】</w:t>
       </w:r>
     </w:p>
     <w:p>
@@ -4976,7 +5577,7 @@
         <w:spacing w:after="200"/>
         <w:jc w:val="left"/>
         <w:rPr>
-          <w:rFonts w:ascii="Tahoma" w:eastAsia="微软雅黑" w:hAnsi="Tahoma" w:cstheme="minorBidi" w:hint="eastAsia"/>
+          <w:rFonts w:ascii="Tahoma" w:eastAsia="微软雅黑" w:hAnsi="Tahoma" w:cstheme="minorBidi"/>
           <w:kern w:val="0"/>
           <w:sz w:val="22"/>
         </w:rPr>
@@ -4987,7 +5588,7 @@
         <w:widowControl/>
         <w:jc w:val="left"/>
         <w:rPr>
-          <w:rFonts w:ascii="等线" w:eastAsia="等线" w:hAnsi="等线"/>
+          <w:rFonts w:ascii="等线" w:eastAsia="等线" w:hAnsi="等线" w:hint="eastAsia"/>
           <w:b/>
           <w:bCs/>
           <w:sz w:val="28"/>
@@ -5014,6 +5615,9 @@
     <w:p>
       <w:pPr>
         <w:pStyle w:val="3"/>
+        <w:rPr>
+          <w:rFonts w:hint="eastAsia"/>
+        </w:rPr>
       </w:pPr>
       <w:r>
         <w:rPr>
@@ -5316,6 +5920,7 @@
         </w:rPr>
         <w:t>，就</w:t>
       </w:r>
+      <w:proofErr w:type="gramStart"/>
       <w:r>
         <w:rPr>
           <w:rFonts w:ascii="Tahoma" w:eastAsia="微软雅黑" w:hAnsi="Tahoma" w:cstheme="minorBidi" w:hint="eastAsia"/>
@@ -5336,6 +5941,7 @@
         </w:rPr>
         <w:t>取顶按</w:t>
       </w:r>
+      <w:proofErr w:type="gramEnd"/>
       <w:r>
         <w:rPr>
           <w:rFonts w:ascii="Tahoma" w:eastAsia="微软雅黑" w:hAnsi="Tahoma" w:cstheme="minorBidi" w:hint="eastAsia"/>
@@ -5677,6 +6283,9 @@
     <w:p>
       <w:pPr>
         <w:pStyle w:val="3"/>
+        <w:rPr>
+          <w:rFonts w:hint="eastAsia"/>
+        </w:rPr>
       </w:pPr>
       <w:r>
         <w:rPr>
@@ -5834,7 +6443,7 @@
         <w:spacing w:after="200"/>
         <w:jc w:val="center"/>
         <w:rPr>
-          <w:rFonts w:ascii="Tahoma" w:eastAsia="微软雅黑" w:hAnsi="Tahoma" w:cstheme="minorBidi" w:hint="eastAsia"/>
+          <w:rFonts w:ascii="Tahoma" w:eastAsia="微软雅黑" w:hAnsi="Tahoma" w:cstheme="minorBidi"/>
           <w:kern w:val="0"/>
           <w:sz w:val="22"/>
         </w:rPr>
@@ -6117,7 +6726,7 @@
         <w:spacing w:after="200"/>
         <w:jc w:val="center"/>
         <w:rPr>
-          <w:rFonts w:ascii="Tahoma" w:eastAsia="微软雅黑" w:hAnsi="Tahoma" w:cstheme="minorBidi" w:hint="eastAsia"/>
+          <w:rFonts w:ascii="Tahoma" w:eastAsia="微软雅黑" w:hAnsi="Tahoma" w:cstheme="minorBidi"/>
           <w:kern w:val="0"/>
           <w:sz w:val="22"/>
         </w:rPr>
@@ -6183,14 +6792,34 @@
         </w:rPr>
         <w:t>另外，交换商店的</w:t>
       </w:r>
-      <w:r>
-        <w:rPr>
-          <w:rFonts w:ascii="Tahoma" w:eastAsia="微软雅黑" w:hAnsi="Tahoma" w:cstheme="minorBidi"/>
-          <w:kern w:val="0"/>
-          <w:sz w:val="22"/>
-        </w:rPr>
-        <w:t>”\I[546]”</w:t>
-      </w:r>
+      <w:proofErr w:type="gramStart"/>
+      <w:r>
+        <w:rPr>
+          <w:rFonts w:ascii="Tahoma" w:eastAsia="微软雅黑" w:hAnsi="Tahoma" w:cstheme="minorBidi"/>
+          <w:kern w:val="0"/>
+          <w:sz w:val="22"/>
+        </w:rPr>
+        <w:t>”</w:t>
+      </w:r>
+      <w:proofErr w:type="gramEnd"/>
+      <w:r>
+        <w:rPr>
+          <w:rFonts w:ascii="Tahoma" w:eastAsia="微软雅黑" w:hAnsi="Tahoma" w:cstheme="minorBidi"/>
+          <w:kern w:val="0"/>
+          <w:sz w:val="22"/>
+        </w:rPr>
+        <w:t>\I[546]</w:t>
+      </w:r>
+      <w:proofErr w:type="gramStart"/>
+      <w:r>
+        <w:rPr>
+          <w:rFonts w:ascii="Tahoma" w:eastAsia="微软雅黑" w:hAnsi="Tahoma" w:cstheme="minorBidi"/>
+          <w:kern w:val="0"/>
+          <w:sz w:val="22"/>
+        </w:rPr>
+        <w:t>”</w:t>
+      </w:r>
+      <w:proofErr w:type="gramEnd"/>
       <w:r>
         <w:rPr>
           <w:rFonts w:ascii="Tahoma" w:eastAsia="微软雅黑" w:hAnsi="Tahoma" w:cstheme="minorBidi" w:hint="eastAsia"/>
@@ -6324,6 +6953,9 @@
     <w:p>
       <w:pPr>
         <w:pStyle w:val="3"/>
+        <w:rPr>
+          <w:rFonts w:hint="eastAsia"/>
+        </w:rPr>
       </w:pPr>
       <w:r>
         <w:rPr>
@@ -6349,7 +6981,25 @@
           <w:kern w:val="0"/>
           <w:sz w:val="22"/>
         </w:rPr>
-        <w:t>服务员可以对以下情况作出不同</w:t>
+        <w:t>服务员可以对以下情况</w:t>
+      </w:r>
+      <w:proofErr w:type="gramStart"/>
+      <w:r>
+        <w:rPr>
+          <w:rFonts w:ascii="Tahoma" w:eastAsia="微软雅黑" w:hAnsi="Tahoma" w:cstheme="minorBidi" w:hint="eastAsia"/>
+          <w:kern w:val="0"/>
+          <w:sz w:val="22"/>
+        </w:rPr>
+        <w:t>作出</w:t>
+      </w:r>
+      <w:proofErr w:type="gramEnd"/>
+      <w:r>
+        <w:rPr>
+          <w:rFonts w:ascii="Tahoma" w:eastAsia="微软雅黑" w:hAnsi="Tahoma" w:cstheme="minorBidi" w:hint="eastAsia"/>
+          <w:kern w:val="0"/>
+          <w:sz w:val="22"/>
+        </w:rPr>
+        <w:t>不同</w:t>
       </w:r>
       <w:r>
         <w:rPr>
@@ -6756,6 +7406,9 @@
     <w:p>
       <w:pPr>
         <w:pStyle w:val="2"/>
+        <w:rPr>
+          <w:rFonts w:hint="eastAsia"/>
+        </w:rPr>
       </w:pPr>
       <w:r>
         <w:rPr>
@@ -6768,6 +7421,9 @@
     <w:p>
       <w:pPr>
         <w:pStyle w:val="3"/>
+        <w:rPr>
+          <w:rFonts w:hint="eastAsia"/>
+        </w:rPr>
       </w:pPr>
       <w:r>
         <w:rPr>
@@ -7173,6 +7829,9 @@
     <w:p>
       <w:pPr>
         <w:pStyle w:val="3"/>
+        <w:rPr>
+          <w:rFonts w:hint="eastAsia"/>
+        </w:rPr>
       </w:pPr>
       <w:r>
         <w:rPr>
@@ -7252,7 +7911,7 @@
         <w:spacing w:after="200"/>
         <w:jc w:val="center"/>
         <w:rPr>
-          <w:rFonts w:ascii="宋体" w:hAnsi="宋体" w:cs="宋体"/>
+          <w:rFonts w:ascii="宋体" w:hAnsi="宋体" w:cs="宋体" w:hint="eastAsia"/>
           <w:kern w:val="0"/>
           <w:szCs w:val="24"/>
         </w:rPr>
@@ -7580,7 +8239,7 @@
 </file>
 
 <file path=word/endnotes.xml><?xml version="1.0" encoding="utf-8"?>
-<w:endnotes xmlns:wpc="http://schemas.microsoft.com/office/word/2010/wordprocessingCanvas" xmlns:cx="http://schemas.microsoft.com/office/drawing/2014/chartex" xmlns:cx1="http://schemas.microsoft.com/office/drawing/2015/9/8/chartex" xmlns:cx2="http://schemas.microsoft.com/office/drawing/2015/10/21/chartex" xmlns:cx3="http://schemas.microsoft.com/office/drawing/2016/5/9/chartex" xmlns:cx4="http://schemas.microsoft.com/office/drawing/2016/5/10/chartex" xmlns:cx5="http://schemas.microsoft.com/office/drawing/2016/5/11/chartex" xmlns:cx6="http://schemas.microsoft.com/office/drawing/2016/5/12/chartex" xmlns:cx7="http://schemas.microsoft.com/office/drawing/2016/5/13/chartex" xmlns:cx8="http://schemas.microsoft.com/office/drawing/2016/5/14/chartex" xmlns:mc="http://schemas.openxmlformats.org/markup-compatibility/2006" xmlns:aink="http://schemas.microsoft.com/office/drawing/2016/ink" xmlns:am3d="http://schemas.microsoft.com/office/drawing/2017/model3d" xmlns:o="urn:schemas-microsoft-com:office:office" xmlns:oel="http://schemas.microsoft.com/office/2019/extlst" xmlns:r="http://schemas.openxmlformats.org/officeDocument/2006/relationships" xmlns:m="http://schemas.openxmlformats.org/officeDocument/2006/math" xmlns:v="urn:schemas-microsoft-com:vml" xmlns:wp14="http://schemas.microsoft.com/office/word/2010/wordprocessingDrawing" xmlns:wp="http://schemas.openxmlformats.org/drawingml/2006/wordprocessingDrawing" xmlns:w10="urn:schemas-microsoft-com:office:word" xmlns:w="http://schemas.openxmlformats.org/wordprocessingml/2006/main" xmlns:w14="http://schemas.microsoft.com/office/word/2010/wordml" xmlns:w15="http://schemas.microsoft.com/office/word/2012/wordml" xmlns:w16cex="http://schemas.microsoft.com/office/word/2018/wordml/cex" xmlns:w16cid="http://schemas.microsoft.com/office/word/2016/wordml/cid" xmlns:w16="http://schemas.microsoft.com/office/word/2018/wordml" xmlns:w16sdtdh="http://schemas.microsoft.com/office/word/2020/wordml/sdtdatahash" xmlns:w16se="http://schemas.microsoft.com/office/word/2015/wordml/symex" xmlns:wpg="http://schemas.microsoft.com/office/word/2010/wordprocessingGroup" xmlns:wpi="http://schemas.microsoft.com/office/word/2010/wordprocessingInk" xmlns:wne="http://schemas.microsoft.com/office/word/2006/wordml" xmlns:wps="http://schemas.microsoft.com/office/word/2010/wordprocessingShape" mc:Ignorable="w14 w15 w16se w16cid w16 w16cex w16sdtdh wp14">
+<w:endnotes xmlns:wpc="http://schemas.microsoft.com/office/word/2010/wordprocessingCanvas" xmlns:cx="http://schemas.microsoft.com/office/drawing/2014/chartex" xmlns:cx1="http://schemas.microsoft.com/office/drawing/2015/9/8/chartex" xmlns:cx2="http://schemas.microsoft.com/office/drawing/2015/10/21/chartex" xmlns:cx3="http://schemas.microsoft.com/office/drawing/2016/5/9/chartex" xmlns:cx4="http://schemas.microsoft.com/office/drawing/2016/5/10/chartex" xmlns:cx5="http://schemas.microsoft.com/office/drawing/2016/5/11/chartex" xmlns:cx6="http://schemas.microsoft.com/office/drawing/2016/5/12/chartex" xmlns:cx7="http://schemas.microsoft.com/office/drawing/2016/5/13/chartex" xmlns:cx8="http://schemas.microsoft.com/office/drawing/2016/5/14/chartex" xmlns:mc="http://schemas.openxmlformats.org/markup-compatibility/2006" xmlns:aink="http://schemas.microsoft.com/office/drawing/2016/ink" xmlns:am3d="http://schemas.microsoft.com/office/drawing/2017/model3d" xmlns:o="urn:schemas-microsoft-com:office:office" xmlns:oel="http://schemas.microsoft.com/office/2019/extlst" xmlns:r="http://schemas.openxmlformats.org/officeDocument/2006/relationships" xmlns:m="http://schemas.openxmlformats.org/officeDocument/2006/math" xmlns:v="urn:schemas-microsoft-com:vml" xmlns:wp14="http://schemas.microsoft.com/office/word/2010/wordprocessingDrawing" xmlns:wp="http://schemas.openxmlformats.org/drawingml/2006/wordprocessingDrawing" xmlns:w10="urn:schemas-microsoft-com:office:word" xmlns:w="http://schemas.openxmlformats.org/wordprocessingml/2006/main" xmlns:w14="http://schemas.microsoft.com/office/word/2010/wordml" xmlns:w15="http://schemas.microsoft.com/office/word/2012/wordml" xmlns:w16cex="http://schemas.microsoft.com/office/word/2018/wordml/cex" xmlns:w16cid="http://schemas.microsoft.com/office/word/2016/wordml/cid" xmlns:w16="http://schemas.microsoft.com/office/word/2018/wordml" xmlns:w16du="http://schemas.microsoft.com/office/word/2023/wordml/word16du" xmlns:w16sdtdh="http://schemas.microsoft.com/office/word/2020/wordml/sdtdatahash" xmlns:w16se="http://schemas.microsoft.com/office/word/2015/wordml/symex" xmlns:wpg="http://schemas.microsoft.com/office/word/2010/wordprocessingGroup" xmlns:wpi="http://schemas.microsoft.com/office/word/2010/wordprocessingInk" xmlns:wne="http://schemas.microsoft.com/office/word/2006/wordml" xmlns:wps="http://schemas.microsoft.com/office/word/2010/wordprocessingShape" mc:Ignorable="w14 w15 w16se w16cid w16 w16cex w16sdtdh w16du wp14">
   <w:endnote w:type="separator" w:id="-1">
     <w:p>
       <w:r>
@@ -7599,7 +8258,7 @@
 </file>
 
 <file path=word/footnotes.xml><?xml version="1.0" encoding="utf-8"?>
-<w:footnotes xmlns:wpc="http://schemas.microsoft.com/office/word/2010/wordprocessingCanvas" xmlns:cx="http://schemas.microsoft.com/office/drawing/2014/chartex" xmlns:cx1="http://schemas.microsoft.com/office/drawing/2015/9/8/chartex" xmlns:cx2="http://schemas.microsoft.com/office/drawing/2015/10/21/chartex" xmlns:cx3="http://schemas.microsoft.com/office/drawing/2016/5/9/chartex" xmlns:cx4="http://schemas.microsoft.com/office/drawing/2016/5/10/chartex" xmlns:cx5="http://schemas.microsoft.com/office/drawing/2016/5/11/chartex" xmlns:cx6="http://schemas.microsoft.com/office/drawing/2016/5/12/chartex" xmlns:cx7="http://schemas.microsoft.com/office/drawing/2016/5/13/chartex" xmlns:cx8="http://schemas.microsoft.com/office/drawing/2016/5/14/chartex" xmlns:mc="http://schemas.openxmlformats.org/markup-compatibility/2006" xmlns:aink="http://schemas.microsoft.com/office/drawing/2016/ink" xmlns:am3d="http://schemas.microsoft.com/office/drawing/2017/model3d" xmlns:o="urn:schemas-microsoft-com:office:office" xmlns:oel="http://schemas.microsoft.com/office/2019/extlst" xmlns:r="http://schemas.openxmlformats.org/officeDocument/2006/relationships" xmlns:m="http://schemas.openxmlformats.org/officeDocument/2006/math" xmlns:v="urn:schemas-microsoft-com:vml" xmlns:wp14="http://schemas.microsoft.com/office/word/2010/wordprocessingDrawing" xmlns:wp="http://schemas.openxmlformats.org/drawingml/2006/wordprocessingDrawing" xmlns:w10="urn:schemas-microsoft-com:office:word" xmlns:w="http://schemas.openxmlformats.org/wordprocessingml/2006/main" xmlns:w14="http://schemas.microsoft.com/office/word/2010/wordml" xmlns:w15="http://schemas.microsoft.com/office/word/2012/wordml" xmlns:w16cex="http://schemas.microsoft.com/office/word/2018/wordml/cex" xmlns:w16cid="http://schemas.microsoft.com/office/word/2016/wordml/cid" xmlns:w16="http://schemas.microsoft.com/office/word/2018/wordml" xmlns:w16sdtdh="http://schemas.microsoft.com/office/word/2020/wordml/sdtdatahash" xmlns:w16se="http://schemas.microsoft.com/office/word/2015/wordml/symex" xmlns:wpg="http://schemas.microsoft.com/office/word/2010/wordprocessingGroup" xmlns:wpi="http://schemas.microsoft.com/office/word/2010/wordprocessingInk" xmlns:wne="http://schemas.microsoft.com/office/word/2006/wordml" xmlns:wps="http://schemas.microsoft.com/office/word/2010/wordprocessingShape" mc:Ignorable="w14 w15 w16se w16cid w16 w16cex w16sdtdh wp14">
+<w:footnotes xmlns:wpc="http://schemas.microsoft.com/office/word/2010/wordprocessingCanvas" xmlns:cx="http://schemas.microsoft.com/office/drawing/2014/chartex" xmlns:cx1="http://schemas.microsoft.com/office/drawing/2015/9/8/chartex" xmlns:cx2="http://schemas.microsoft.com/office/drawing/2015/10/21/chartex" xmlns:cx3="http://schemas.microsoft.com/office/drawing/2016/5/9/chartex" xmlns:cx4="http://schemas.microsoft.com/office/drawing/2016/5/10/chartex" xmlns:cx5="http://schemas.microsoft.com/office/drawing/2016/5/11/chartex" xmlns:cx6="http://schemas.microsoft.com/office/drawing/2016/5/12/chartex" xmlns:cx7="http://schemas.microsoft.com/office/drawing/2016/5/13/chartex" xmlns:cx8="http://schemas.microsoft.com/office/drawing/2016/5/14/chartex" xmlns:mc="http://schemas.openxmlformats.org/markup-compatibility/2006" xmlns:aink="http://schemas.microsoft.com/office/drawing/2016/ink" xmlns:am3d="http://schemas.microsoft.com/office/drawing/2017/model3d" xmlns:o="urn:schemas-microsoft-com:office:office" xmlns:oel="http://schemas.microsoft.com/office/2019/extlst" xmlns:r="http://schemas.openxmlformats.org/officeDocument/2006/relationships" xmlns:m="http://schemas.openxmlformats.org/officeDocument/2006/math" xmlns:v="urn:schemas-microsoft-com:vml" xmlns:wp14="http://schemas.microsoft.com/office/word/2010/wordprocessingDrawing" xmlns:wp="http://schemas.openxmlformats.org/drawingml/2006/wordprocessingDrawing" xmlns:w10="urn:schemas-microsoft-com:office:word" xmlns:w="http://schemas.openxmlformats.org/wordprocessingml/2006/main" xmlns:w14="http://schemas.microsoft.com/office/word/2010/wordml" xmlns:w15="http://schemas.microsoft.com/office/word/2012/wordml" xmlns:w16cex="http://schemas.microsoft.com/office/word/2018/wordml/cex" xmlns:w16cid="http://schemas.microsoft.com/office/word/2016/wordml/cid" xmlns:w16="http://schemas.microsoft.com/office/word/2018/wordml" xmlns:w16du="http://schemas.microsoft.com/office/word/2023/wordml/word16du" xmlns:w16sdtdh="http://schemas.microsoft.com/office/word/2020/wordml/sdtdatahash" xmlns:w16se="http://schemas.microsoft.com/office/word/2015/wordml/symex" xmlns:wpg="http://schemas.microsoft.com/office/word/2010/wordprocessingGroup" xmlns:wpi="http://schemas.microsoft.com/office/word/2010/wordprocessingInk" xmlns:wne="http://schemas.microsoft.com/office/word/2006/wordml" xmlns:wps="http://schemas.microsoft.com/office/word/2010/wordprocessingShape" mc:Ignorable="w14 w15 w16se w16cid w16 w16cex w16sdtdh w16du wp14">
   <w:footnote w:type="separator" w:id="-1">
     <w:p>
       <w:r>
@@ -7618,7 +8277,7 @@
 </file>
 
 <file path=word/header1.xml><?xml version="1.0" encoding="utf-8"?>
-<w:hdr xmlns:wpc="http://schemas.microsoft.com/office/word/2010/wordprocessingCanvas" xmlns:cx="http://schemas.microsoft.com/office/drawing/2014/chartex" xmlns:cx1="http://schemas.microsoft.com/office/drawing/2015/9/8/chartex" xmlns:cx2="http://schemas.microsoft.com/office/drawing/2015/10/21/chartex" xmlns:cx3="http://schemas.microsoft.com/office/drawing/2016/5/9/chartex" xmlns:cx4="http://schemas.microsoft.com/office/drawing/2016/5/10/chartex" xmlns:cx5="http://schemas.microsoft.com/office/drawing/2016/5/11/chartex" xmlns:cx6="http://schemas.microsoft.com/office/drawing/2016/5/12/chartex" xmlns:cx7="http://schemas.microsoft.com/office/drawing/2016/5/13/chartex" xmlns:cx8="http://schemas.microsoft.com/office/drawing/2016/5/14/chartex" xmlns:mc="http://schemas.openxmlformats.org/markup-compatibility/2006" xmlns:aink="http://schemas.microsoft.com/office/drawing/2016/ink" xmlns:am3d="http://schemas.microsoft.com/office/drawing/2017/model3d" xmlns:o="urn:schemas-microsoft-com:office:office" xmlns:oel="http://schemas.microsoft.com/office/2019/extlst" xmlns:r="http://schemas.openxmlformats.org/officeDocument/2006/relationships" xmlns:m="http://schemas.openxmlformats.org/officeDocument/2006/math" xmlns:v="urn:schemas-microsoft-com:vml" xmlns:wp14="http://schemas.microsoft.com/office/word/2010/wordprocessingDrawing" xmlns:wp="http://schemas.openxmlformats.org/drawingml/2006/wordprocessingDrawing" xmlns:w10="urn:schemas-microsoft-com:office:word" xmlns:w="http://schemas.openxmlformats.org/wordprocessingml/2006/main" xmlns:w14="http://schemas.microsoft.com/office/word/2010/wordml" xmlns:w15="http://schemas.microsoft.com/office/word/2012/wordml" xmlns:w16cex="http://schemas.microsoft.com/office/word/2018/wordml/cex" xmlns:w16cid="http://schemas.microsoft.com/office/word/2016/wordml/cid" xmlns:w16="http://schemas.microsoft.com/office/word/2018/wordml" xmlns:w16sdtdh="http://schemas.microsoft.com/office/word/2020/wordml/sdtdatahash" xmlns:w16se="http://schemas.microsoft.com/office/word/2015/wordml/symex" xmlns:wpg="http://schemas.microsoft.com/office/word/2010/wordprocessingGroup" xmlns:wpi="http://schemas.microsoft.com/office/word/2010/wordprocessingInk" xmlns:wne="http://schemas.microsoft.com/office/word/2006/wordml" xmlns:wps="http://schemas.microsoft.com/office/word/2010/wordprocessingShape" mc:Ignorable="w14 w15 w16se w16cid w16 w16cex w16sdtdh wp14">
+<w:hdr xmlns:wpc="http://schemas.microsoft.com/office/word/2010/wordprocessingCanvas" xmlns:cx="http://schemas.microsoft.com/office/drawing/2014/chartex" xmlns:cx1="http://schemas.microsoft.com/office/drawing/2015/9/8/chartex" xmlns:cx2="http://schemas.microsoft.com/office/drawing/2015/10/21/chartex" xmlns:cx3="http://schemas.microsoft.com/office/drawing/2016/5/9/chartex" xmlns:cx4="http://schemas.microsoft.com/office/drawing/2016/5/10/chartex" xmlns:cx5="http://schemas.microsoft.com/office/drawing/2016/5/11/chartex" xmlns:cx6="http://schemas.microsoft.com/office/drawing/2016/5/12/chartex" xmlns:cx7="http://schemas.microsoft.com/office/drawing/2016/5/13/chartex" xmlns:cx8="http://schemas.microsoft.com/office/drawing/2016/5/14/chartex" xmlns:mc="http://schemas.openxmlformats.org/markup-compatibility/2006" xmlns:aink="http://schemas.microsoft.com/office/drawing/2016/ink" xmlns:am3d="http://schemas.microsoft.com/office/drawing/2017/model3d" xmlns:o="urn:schemas-microsoft-com:office:office" xmlns:oel="http://schemas.microsoft.com/office/2019/extlst" xmlns:r="http://schemas.openxmlformats.org/officeDocument/2006/relationships" xmlns:m="http://schemas.openxmlformats.org/officeDocument/2006/math" xmlns:v="urn:schemas-microsoft-com:vml" xmlns:wp14="http://schemas.microsoft.com/office/word/2010/wordprocessingDrawing" xmlns:wp="http://schemas.openxmlformats.org/drawingml/2006/wordprocessingDrawing" xmlns:w10="urn:schemas-microsoft-com:office:word" xmlns:w="http://schemas.openxmlformats.org/wordprocessingml/2006/main" xmlns:w14="http://schemas.microsoft.com/office/word/2010/wordml" xmlns:w15="http://schemas.microsoft.com/office/word/2012/wordml" xmlns:w16cex="http://schemas.microsoft.com/office/word/2018/wordml/cex" xmlns:w16cid="http://schemas.microsoft.com/office/word/2016/wordml/cid" xmlns:w16="http://schemas.microsoft.com/office/word/2018/wordml" xmlns:w16du="http://schemas.microsoft.com/office/word/2023/wordml/word16du" xmlns:w16sdtdh="http://schemas.microsoft.com/office/word/2020/wordml/sdtdatahash" xmlns:w16se="http://schemas.microsoft.com/office/word/2015/wordml/symex" xmlns:wpg="http://schemas.microsoft.com/office/word/2010/wordprocessingGroup" xmlns:wpi="http://schemas.microsoft.com/office/word/2010/wordprocessingInk" xmlns:wne="http://schemas.microsoft.com/office/word/2006/wordml" xmlns:wps="http://schemas.microsoft.com/office/word/2010/wordprocessingShape" mc:Ignorable="w14 w15 w16se w16cid w16 w16cex w16sdtdh w16du wp14">
   <w:p>
     <w:pPr>
       <w:pStyle w:val="a6"/>
@@ -7631,12 +8290,12 @@
 </file>
 
 <file path=word/header2.xml><?xml version="1.0" encoding="utf-8"?>
-<w:hdr xmlns:wpc="http://schemas.microsoft.com/office/word/2010/wordprocessingCanvas" xmlns:cx="http://schemas.microsoft.com/office/drawing/2014/chartex" xmlns:cx1="http://schemas.microsoft.com/office/drawing/2015/9/8/chartex" xmlns:cx2="http://schemas.microsoft.com/office/drawing/2015/10/21/chartex" xmlns:cx3="http://schemas.microsoft.com/office/drawing/2016/5/9/chartex" xmlns:cx4="http://schemas.microsoft.com/office/drawing/2016/5/10/chartex" xmlns:cx5="http://schemas.microsoft.com/office/drawing/2016/5/11/chartex" xmlns:cx6="http://schemas.microsoft.com/office/drawing/2016/5/12/chartex" xmlns:cx7="http://schemas.microsoft.com/office/drawing/2016/5/13/chartex" xmlns:cx8="http://schemas.microsoft.com/office/drawing/2016/5/14/chartex" xmlns:mc="http://schemas.openxmlformats.org/markup-compatibility/2006" xmlns:aink="http://schemas.microsoft.com/office/drawing/2016/ink" xmlns:am3d="http://schemas.microsoft.com/office/drawing/2017/model3d" xmlns:o="urn:schemas-microsoft-com:office:office" xmlns:oel="http://schemas.microsoft.com/office/2019/extlst" xmlns:r="http://schemas.openxmlformats.org/officeDocument/2006/relationships" xmlns:m="http://schemas.openxmlformats.org/officeDocument/2006/math" xmlns:v="urn:schemas-microsoft-com:vml" xmlns:wp14="http://schemas.microsoft.com/office/word/2010/wordprocessingDrawing" xmlns:wp="http://schemas.openxmlformats.org/drawingml/2006/wordprocessingDrawing" xmlns:w10="urn:schemas-microsoft-com:office:word" xmlns:w="http://schemas.openxmlformats.org/wordprocessingml/2006/main" xmlns:w14="http://schemas.microsoft.com/office/word/2010/wordml" xmlns:w15="http://schemas.microsoft.com/office/word/2012/wordml" xmlns:w16cex="http://schemas.microsoft.com/office/word/2018/wordml/cex" xmlns:w16cid="http://schemas.microsoft.com/office/word/2016/wordml/cid" xmlns:w16="http://schemas.microsoft.com/office/word/2018/wordml" xmlns:w16sdtdh="http://schemas.microsoft.com/office/word/2020/wordml/sdtdatahash" xmlns:w16se="http://schemas.microsoft.com/office/word/2015/wordml/symex" xmlns:wpg="http://schemas.microsoft.com/office/word/2010/wordprocessingGroup" xmlns:wpi="http://schemas.microsoft.com/office/word/2010/wordprocessingInk" xmlns:wne="http://schemas.microsoft.com/office/word/2006/wordml" xmlns:wps="http://schemas.microsoft.com/office/word/2010/wordprocessingShape" mc:Ignorable="w14 w15 w16se w16cid w16 w16cex w16sdtdh wp14">
+<w:hdr xmlns:wpc="http://schemas.microsoft.com/office/word/2010/wordprocessingCanvas" xmlns:cx="http://schemas.microsoft.com/office/drawing/2014/chartex" xmlns:cx1="http://schemas.microsoft.com/office/drawing/2015/9/8/chartex" xmlns:cx2="http://schemas.microsoft.com/office/drawing/2015/10/21/chartex" xmlns:cx3="http://schemas.microsoft.com/office/drawing/2016/5/9/chartex" xmlns:cx4="http://schemas.microsoft.com/office/drawing/2016/5/10/chartex" xmlns:cx5="http://schemas.microsoft.com/office/drawing/2016/5/11/chartex" xmlns:cx6="http://schemas.microsoft.com/office/drawing/2016/5/12/chartex" xmlns:cx7="http://schemas.microsoft.com/office/drawing/2016/5/13/chartex" xmlns:cx8="http://schemas.microsoft.com/office/drawing/2016/5/14/chartex" xmlns:mc="http://schemas.openxmlformats.org/markup-compatibility/2006" xmlns:aink="http://schemas.microsoft.com/office/drawing/2016/ink" xmlns:am3d="http://schemas.microsoft.com/office/drawing/2017/model3d" xmlns:o="urn:schemas-microsoft-com:office:office" xmlns:oel="http://schemas.microsoft.com/office/2019/extlst" xmlns:r="http://schemas.openxmlformats.org/officeDocument/2006/relationships" xmlns:m="http://schemas.openxmlformats.org/officeDocument/2006/math" xmlns:v="urn:schemas-microsoft-com:vml" xmlns:wp14="http://schemas.microsoft.com/office/word/2010/wordprocessingDrawing" xmlns:wp="http://schemas.openxmlformats.org/drawingml/2006/wordprocessingDrawing" xmlns:w10="urn:schemas-microsoft-com:office:word" xmlns:w="http://schemas.openxmlformats.org/wordprocessingml/2006/main" xmlns:w14="http://schemas.microsoft.com/office/word/2010/wordml" xmlns:w15="http://schemas.microsoft.com/office/word/2012/wordml" xmlns:w16cex="http://schemas.microsoft.com/office/word/2018/wordml/cex" xmlns:w16cid="http://schemas.microsoft.com/office/word/2016/wordml/cid" xmlns:w16="http://schemas.microsoft.com/office/word/2018/wordml" xmlns:w16du="http://schemas.microsoft.com/office/word/2023/wordml/word16du" xmlns:w16sdtdh="http://schemas.microsoft.com/office/word/2020/wordml/sdtdatahash" xmlns:w16se="http://schemas.microsoft.com/office/word/2015/wordml/symex" xmlns:wpg="http://schemas.microsoft.com/office/word/2010/wordprocessingGroup" xmlns:wpi="http://schemas.microsoft.com/office/word/2010/wordprocessingInk" xmlns:wne="http://schemas.microsoft.com/office/word/2006/wordml" xmlns:wps="http://schemas.microsoft.com/office/word/2010/wordprocessingShape" mc:Ignorable="w14 w15 w16se w16cid w16 w16cex w16sdtdh w16du wp14">
   <w:p>
     <w:pPr>
       <w:jc w:val="center"/>
       <w:rPr>
-        <w:rFonts w:ascii="微软雅黑" w:eastAsia="微软雅黑" w:hAnsi="微软雅黑"/>
+        <w:rFonts w:ascii="微软雅黑" w:eastAsia="微软雅黑" w:hAnsi="微软雅黑" w:hint="eastAsia"/>
         <w:sz w:val="20"/>
       </w:rPr>
     </w:pPr>
@@ -7741,12 +8400,12 @@
 </file>
 
 <file path=word/header3.xml><?xml version="1.0" encoding="utf-8"?>
-<w:hdr xmlns:wpc="http://schemas.microsoft.com/office/word/2010/wordprocessingCanvas" xmlns:cx="http://schemas.microsoft.com/office/drawing/2014/chartex" xmlns:cx1="http://schemas.microsoft.com/office/drawing/2015/9/8/chartex" xmlns:cx2="http://schemas.microsoft.com/office/drawing/2015/10/21/chartex" xmlns:cx3="http://schemas.microsoft.com/office/drawing/2016/5/9/chartex" xmlns:cx4="http://schemas.microsoft.com/office/drawing/2016/5/10/chartex" xmlns:cx5="http://schemas.microsoft.com/office/drawing/2016/5/11/chartex" xmlns:cx6="http://schemas.microsoft.com/office/drawing/2016/5/12/chartex" xmlns:cx7="http://schemas.microsoft.com/office/drawing/2016/5/13/chartex" xmlns:cx8="http://schemas.microsoft.com/office/drawing/2016/5/14/chartex" xmlns:mc="http://schemas.openxmlformats.org/markup-compatibility/2006" xmlns:aink="http://schemas.microsoft.com/office/drawing/2016/ink" xmlns:am3d="http://schemas.microsoft.com/office/drawing/2017/model3d" xmlns:o="urn:schemas-microsoft-com:office:office" xmlns:oel="http://schemas.microsoft.com/office/2019/extlst" xmlns:r="http://schemas.openxmlformats.org/officeDocument/2006/relationships" xmlns:m="http://schemas.openxmlformats.org/officeDocument/2006/math" xmlns:v="urn:schemas-microsoft-com:vml" xmlns:wp14="http://schemas.microsoft.com/office/word/2010/wordprocessingDrawing" xmlns:wp="http://schemas.openxmlformats.org/drawingml/2006/wordprocessingDrawing" xmlns:w10="urn:schemas-microsoft-com:office:word" xmlns:w="http://schemas.openxmlformats.org/wordprocessingml/2006/main" xmlns:w14="http://schemas.microsoft.com/office/word/2010/wordml" xmlns:w15="http://schemas.microsoft.com/office/word/2012/wordml" xmlns:w16cex="http://schemas.microsoft.com/office/word/2018/wordml/cex" xmlns:w16cid="http://schemas.microsoft.com/office/word/2016/wordml/cid" xmlns:w16="http://schemas.microsoft.com/office/word/2018/wordml" xmlns:w16sdtdh="http://schemas.microsoft.com/office/word/2020/wordml/sdtdatahash" xmlns:w16se="http://schemas.microsoft.com/office/word/2015/wordml/symex" xmlns:wpg="http://schemas.microsoft.com/office/word/2010/wordprocessingGroup" xmlns:wpi="http://schemas.microsoft.com/office/word/2010/wordprocessingInk" xmlns:wne="http://schemas.microsoft.com/office/word/2006/wordml" xmlns:wps="http://schemas.microsoft.com/office/word/2010/wordprocessingShape" mc:Ignorable="w14 w15 w16se w16cid w16 w16cex w16sdtdh wp14">
+<w:hdr xmlns:wpc="http://schemas.microsoft.com/office/word/2010/wordprocessingCanvas" xmlns:cx="http://schemas.microsoft.com/office/drawing/2014/chartex" xmlns:cx1="http://schemas.microsoft.com/office/drawing/2015/9/8/chartex" xmlns:cx2="http://schemas.microsoft.com/office/drawing/2015/10/21/chartex" xmlns:cx3="http://schemas.microsoft.com/office/drawing/2016/5/9/chartex" xmlns:cx4="http://schemas.microsoft.com/office/drawing/2016/5/10/chartex" xmlns:cx5="http://schemas.microsoft.com/office/drawing/2016/5/11/chartex" xmlns:cx6="http://schemas.microsoft.com/office/drawing/2016/5/12/chartex" xmlns:cx7="http://schemas.microsoft.com/office/drawing/2016/5/13/chartex" xmlns:cx8="http://schemas.microsoft.com/office/drawing/2016/5/14/chartex" xmlns:mc="http://schemas.openxmlformats.org/markup-compatibility/2006" xmlns:aink="http://schemas.microsoft.com/office/drawing/2016/ink" xmlns:am3d="http://schemas.microsoft.com/office/drawing/2017/model3d" xmlns:o="urn:schemas-microsoft-com:office:office" xmlns:oel="http://schemas.microsoft.com/office/2019/extlst" xmlns:r="http://schemas.openxmlformats.org/officeDocument/2006/relationships" xmlns:m="http://schemas.openxmlformats.org/officeDocument/2006/math" xmlns:v="urn:schemas-microsoft-com:vml" xmlns:wp14="http://schemas.microsoft.com/office/word/2010/wordprocessingDrawing" xmlns:wp="http://schemas.openxmlformats.org/drawingml/2006/wordprocessingDrawing" xmlns:w10="urn:schemas-microsoft-com:office:word" xmlns:w="http://schemas.openxmlformats.org/wordprocessingml/2006/main" xmlns:w14="http://schemas.microsoft.com/office/word/2010/wordml" xmlns:w15="http://schemas.microsoft.com/office/word/2012/wordml" xmlns:w16cex="http://schemas.microsoft.com/office/word/2018/wordml/cex" xmlns:w16cid="http://schemas.microsoft.com/office/word/2016/wordml/cid" xmlns:w16="http://schemas.microsoft.com/office/word/2018/wordml" xmlns:w16du="http://schemas.microsoft.com/office/word/2023/wordml/word16du" xmlns:w16sdtdh="http://schemas.microsoft.com/office/word/2020/wordml/sdtdatahash" xmlns:w16se="http://schemas.microsoft.com/office/word/2015/wordml/symex" xmlns:wpg="http://schemas.microsoft.com/office/word/2010/wordprocessingGroup" xmlns:wpi="http://schemas.microsoft.com/office/word/2010/wordprocessingInk" xmlns:wne="http://schemas.microsoft.com/office/word/2006/wordml" xmlns:wps="http://schemas.microsoft.com/office/word/2010/wordprocessingShape" mc:Ignorable="w14 w15 w16se w16cid w16 w16cex w16sdtdh w16du wp14">
   <w:p>
     <w:pPr>
       <w:jc w:val="center"/>
       <w:rPr>
-        <w:rFonts w:ascii="微软雅黑" w:eastAsia="微软雅黑" w:hAnsi="微软雅黑"/>
+        <w:rFonts w:ascii="微软雅黑" w:eastAsia="微软雅黑" w:hAnsi="微软雅黑" w:hint="eastAsia"/>
         <w:sz w:val="20"/>
       </w:rPr>
     </w:pPr>
@@ -7851,7 +8510,7 @@
 </file>
 
 <file path=word/styles.xml><?xml version="1.0" encoding="utf-8"?>
-<w:styles xmlns:mc="http://schemas.openxmlformats.org/markup-compatibility/2006" xmlns:r="http://schemas.openxmlformats.org/officeDocument/2006/relationships" xmlns:w="http://schemas.openxmlformats.org/wordprocessingml/2006/main" xmlns:w14="http://schemas.microsoft.com/office/word/2010/wordml" xmlns:w15="http://schemas.microsoft.com/office/word/2012/wordml" xmlns:w16cex="http://schemas.microsoft.com/office/word/2018/wordml/cex" xmlns:w16cid="http://schemas.microsoft.com/office/word/2016/wordml/cid" xmlns:w16="http://schemas.microsoft.com/office/word/2018/wordml" xmlns:w16sdtdh="http://schemas.microsoft.com/office/word/2020/wordml/sdtdatahash" xmlns:w16se="http://schemas.microsoft.com/office/word/2015/wordml/symex" mc:Ignorable="w14 w15 w16se w16cid w16 w16cex w16sdtdh">
+<w:styles xmlns:mc="http://schemas.openxmlformats.org/markup-compatibility/2006" xmlns:r="http://schemas.openxmlformats.org/officeDocument/2006/relationships" xmlns:w="http://schemas.openxmlformats.org/wordprocessingml/2006/main" xmlns:w14="http://schemas.microsoft.com/office/word/2010/wordml" xmlns:w15="http://schemas.microsoft.com/office/word/2012/wordml" xmlns:w16cex="http://schemas.microsoft.com/office/word/2018/wordml/cex" xmlns:w16cid="http://schemas.microsoft.com/office/word/2016/wordml/cid" xmlns:w16="http://schemas.microsoft.com/office/word/2018/wordml" xmlns:w16du="http://schemas.microsoft.com/office/word/2023/wordml/word16du" xmlns:w16sdtdh="http://schemas.microsoft.com/office/word/2020/wordml/sdtdatahash" xmlns:w16se="http://schemas.microsoft.com/office/word/2015/wordml/symex" mc:Ignorable="w14 w15 w16se w16cid w16 w16cex w16sdtdh w16du">
   <w:docDefaults>
     <w:rPrDefault>
       <w:rPr>
